--- a/prosedurler/EMS.ÜR.TL.05.06. Ironing and Packing Instruction.docx
+++ b/prosedurler/EMS.ÜR.TL.05.06. Ironing and Packing Instruction.docx
@@ -2038,69 +2038,6 @@
                 <w:color w:val="000000"/>
                 <w:lang w:val="en-GB" w:eastAsia="en-GB"/>
               </w:rPr>
-              <w:drawing>
-                <wp:anchor distT="0" distB="0" distL="114300" distR="114300" simplePos="0" relativeHeight="251658240" behindDoc="0" locked="0" layoutInCell="1" allowOverlap="1" wp14:anchorId="168E1990" wp14:editId="230A926C">
-                  <wp:simplePos x="0" y="0"/>
-                  <wp:positionH relativeFrom="column">
-                    <wp:posOffset>-143510</wp:posOffset>
-                  </wp:positionH>
-                  <wp:positionV relativeFrom="paragraph">
-                    <wp:posOffset>153670</wp:posOffset>
-                  </wp:positionV>
-                  <wp:extent cx="1569720" cy="1046480"/>
-                  <wp:effectExtent l="0" t="0" r="0" b="0"/>
-                  <wp:wrapNone/>
-                  <wp:docPr id="1968470152" name="Resim 1"/>
-                  <wp:cNvGraphicFramePr>
-                    <a:graphicFrameLocks xmlns:a="http://schemas.openxmlformats.org/drawingml/2006/main" noChangeAspect="1"/>
-                  </wp:cNvGraphicFramePr>
-                  <a:graphic xmlns:a="http://schemas.openxmlformats.org/drawingml/2006/main">
-                    <a:graphicData uri="http://schemas.openxmlformats.org/drawingml/2006/picture">
-                      <pic:pic xmlns:pic="http://schemas.openxmlformats.org/drawingml/2006/picture">
-                        <pic:nvPicPr>
-                          <pic:cNvPr id="1968470152" name="Resim 1968470152"/>
-                          <pic:cNvPicPr/>
-                        </pic:nvPicPr>
-                        <pic:blipFill>
-                          <a:blip r:embed="rId9" cstate="print">
-                            <a:extLst>
-                              <a:ext uri="{28A0092B-C50C-407E-A947-70E740481C1C}">
-                                <a14:useLocalDpi xmlns:a14="http://schemas.microsoft.com/office/drawing/2010/main" val="0"/>
-                              </a:ext>
-                            </a:extLst>
-                          </a:blip>
-                          <a:stretch>
-                            <a:fillRect/>
-                          </a:stretch>
-                        </pic:blipFill>
-                        <pic:spPr>
-                          <a:xfrm>
-                            <a:off x="0" y="0"/>
-                            <a:ext cx="1569720" cy="1046480"/>
-                          </a:xfrm>
-                          <a:prstGeom prst="rect">
-                            <a:avLst/>
-                          </a:prstGeom>
-                        </pic:spPr>
-                      </pic:pic>
-                    </a:graphicData>
-                  </a:graphic>
-                  <wp14:sizeRelH relativeFrom="page">
-                    <wp14:pctWidth>0</wp14:pctWidth>
-                  </wp14:sizeRelH>
-                  <wp14:sizeRelV relativeFrom="page">
-                    <wp14:pctHeight>0</wp14:pctHeight>
-                  </wp14:sizeRelV>
-                </wp:anchor>
-              </w:drawing>
-            </w:r>
-            <w:r>
-              <w:rPr>
-                <w:rFonts w:ascii="Calibri" w:eastAsia="Times New Roman" w:hAnsi="Calibri" w:cs="Calibri"/>
-                <w:noProof/>
-                <w:color w:val="000000"/>
-                <w:lang w:val="en-GB" w:eastAsia="en-GB"/>
-              </w:rPr>
               <w:t>Kalite Güvence Müdürü</w:t>
             </w:r>
           </w:p>
@@ -2141,7 +2078,7 @@
                 <w:szCs w:val="18"/>
                 <w:lang w:val="en-GB" w:eastAsia="en-GB"/>
               </w:rPr>
-              <w:t>ABDULLAH BAYDOGAN</w:t>
+              <w:t>ABDULLAH BAYDOĞAN</w:t>
             </w:r>
           </w:p>
         </w:tc>
@@ -2313,7 +2250,7 @@
               <w:bottom w:val="single" w:sz="4" w:space="0" w:color="auto"/>
               <w:right w:val="single" w:sz="4" w:space="0" w:color="auto"/>
             </w:tcBorders>
-            <w:vAlign w:val="bottom"/>
+            <w:vAlign w:val="center"/>
           </w:tcPr>
           <w:p>
             <w:pPr>
@@ -2326,6 +2263,43 @@
                 <w:lang w:val="en-GB" w:eastAsia="en-GB"/>
               </w:rPr>
             </w:pPr>
+            <w:r>
+              <w:drawing>
+                <wp:inline distT="0" distB="0" distL="0" distR="0">
+                  <wp:extent cx="659218" cy="566928"/>
+                  <wp:effectExtent l="0" t="0" r="0" b="0"/>
+                  <wp:docPr id="900102" name="Imza Ali Kaan Genc"/>
+                  <wp:cNvGraphicFramePr>
+                    <a:graphicFrameLocks xmlns:a="http://schemas.openxmlformats.org/drawingml/2006/main" noChangeAspect="1"/>
+                  </wp:cNvGraphicFramePr>
+                  <a:graphic xmlns:a="http://schemas.openxmlformats.org/drawingml/2006/main">
+                    <a:graphicData uri="http://schemas.openxmlformats.org/drawingml/2006/picture">
+                      <pic:pic xmlns:pic="http://schemas.openxmlformats.org/drawingml/2006/picture">
+                        <pic:nvPicPr>
+                          <pic:cNvPr id="900102" name="Imza Ali Kaan Genc"/>
+                          <pic:cNvPicPr/>
+                        </pic:nvPicPr>
+                        <pic:blipFill>
+                          <a:blip r:embed="sigAliKaan"/>
+                          <a:stretch>
+                            <a:fillRect/>
+                          </a:stretch>
+                        </pic:blipFill>
+                        <pic:spPr>
+                          <a:xfrm>
+                            <a:off x="0" y="0"/>
+                            <a:ext cx="659218" cy="566928"/>
+                          </a:xfrm>
+                          <a:prstGeom prst="rect">
+                            <a:avLst/>
+                          </a:prstGeom>
+                        </pic:spPr>
+                      </pic:pic>
+                    </a:graphicData>
+                  </a:graphic>
+                </wp:inline>
+              </w:drawing>
+            </w:r>
           </w:p>
         </w:tc>
         <w:tc>
@@ -2363,7 +2337,7 @@
               <w:bottom w:val="single" w:sz="4" w:space="0" w:color="auto"/>
               <w:right w:val="single" w:sz="4" w:space="0" w:color="auto"/>
             </w:tcBorders>
-            <w:vAlign w:val="bottom"/>
+            <w:vAlign w:val="center"/>
           </w:tcPr>
           <w:p>
             <w:pPr>
@@ -2376,6 +2350,43 @@
                 <w:lang w:val="en-GB" w:eastAsia="en-GB"/>
               </w:rPr>
             </w:pPr>
+            <w:r>
+              <w:drawing>
+                <wp:inline distT="0" distB="0" distL="0" distR="0">
+                  <wp:extent cx="850392" cy="566928"/>
+                  <wp:effectExtent l="0" t="0" r="0" b="0"/>
+                  <wp:docPr id="900104" name="Imza Abdullah Baydogan"/>
+                  <wp:cNvGraphicFramePr>
+                    <a:graphicFrameLocks xmlns:a="http://schemas.openxmlformats.org/drawingml/2006/main" noChangeAspect="1"/>
+                  </wp:cNvGraphicFramePr>
+                  <a:graphic xmlns:a="http://schemas.openxmlformats.org/drawingml/2006/main">
+                    <a:graphicData uri="http://schemas.openxmlformats.org/drawingml/2006/picture">
+                      <pic:pic xmlns:pic="http://schemas.openxmlformats.org/drawingml/2006/picture">
+                        <pic:nvPicPr>
+                          <pic:cNvPr id="900104" name="Imza Abdullah Baydogan"/>
+                          <pic:cNvPicPr/>
+                        </pic:nvPicPr>
+                        <pic:blipFill>
+                          <a:blip r:embed="rId9"/>
+                          <a:stretch>
+                            <a:fillRect/>
+                          </a:stretch>
+                        </pic:blipFill>
+                        <pic:spPr>
+                          <a:xfrm>
+                            <a:off x="0" y="0"/>
+                            <a:ext cx="850392" cy="566928"/>
+                          </a:xfrm>
+                          <a:prstGeom prst="rect">
+                            <a:avLst/>
+                          </a:prstGeom>
+                        </pic:spPr>
+                      </pic:pic>
+                    </a:graphicData>
+                  </a:graphic>
+                </wp:inline>
+              </w:drawing>
+            </w:r>
           </w:p>
         </w:tc>
         <w:tc>
@@ -2413,7 +2424,7 @@
               <w:bottom w:val="single" w:sz="4" w:space="0" w:color="auto"/>
               <w:right w:val="single" w:sz="4" w:space="0" w:color="auto"/>
             </w:tcBorders>
-            <w:vAlign w:val="bottom"/>
+            <w:vAlign w:val="center"/>
           </w:tcPr>
           <w:p>
             <w:pPr>
@@ -2426,6 +2437,43 @@
                 <w:lang w:val="en-GB" w:eastAsia="en-GB"/>
               </w:rPr>
             </w:pPr>
+            <w:r>
+              <w:drawing>
+                <wp:inline distT="0" distB="0" distL="0" distR="0">
+                  <wp:extent cx="944879" cy="566928"/>
+                  <wp:effectExtent l="0" t="0" r="0" b="0"/>
+                  <wp:docPr id="900106" name="Imza Fatih Salbars"/>
+                  <wp:cNvGraphicFramePr>
+                    <a:graphicFrameLocks xmlns:a="http://schemas.openxmlformats.org/drawingml/2006/main" noChangeAspect="1"/>
+                  </wp:cNvGraphicFramePr>
+                  <a:graphic xmlns:a="http://schemas.openxmlformats.org/drawingml/2006/main">
+                    <a:graphicData uri="http://schemas.openxmlformats.org/drawingml/2006/picture">
+                      <pic:pic xmlns:pic="http://schemas.openxmlformats.org/drawingml/2006/picture">
+                        <pic:nvPicPr>
+                          <pic:cNvPr id="900106" name="Imza Fatih Salbars"/>
+                          <pic:cNvPicPr/>
+                        </pic:nvPicPr>
+                        <pic:blipFill>
+                          <a:blip r:embed="sigFatih"/>
+                          <a:stretch>
+                            <a:fillRect/>
+                          </a:stretch>
+                        </pic:blipFill>
+                        <pic:spPr>
+                          <a:xfrm>
+                            <a:off x="0" y="0"/>
+                            <a:ext cx="944879" cy="566928"/>
+                          </a:xfrm>
+                          <a:prstGeom prst="rect">
+                            <a:avLst/>
+                          </a:prstGeom>
+                        </pic:spPr>
+                      </pic:pic>
+                    </a:graphicData>
+                  </a:graphic>
+                </wp:inline>
+              </w:drawing>
+            </w:r>
           </w:p>
         </w:tc>
       </w:tr>

--- a/prosedurler/EMS.ÜR.TL.05.06. Ironing and Packing Instruction.docx
+++ b/prosedurler/EMS.ÜR.TL.05.06. Ironing and Packing Instruction.docx
@@ -32,7 +32,7 @@
           <w:sz w:val="24"/>
           <w:szCs w:val="24"/>
         </w:rPr>
-        <w:t xml:space="preserve">This instruction describes how finished garments are ironed, folded, tagged, metal detected and packed at EMS, so that every carton contains the right product, quantity, size ratio and labelling required by the customer.</w:t>
+        <w:t xml:space="preserve">This instruction describes how finished garments are ironed and steamed, measured, folded, tagged, metal detected, packed in polybags and cartons and labelled at Eroglu Knitting (EMS), so that every carton contains the right product, quantity, size ratio and labelling required by the customer and no damaged, out-of-measurement or metal-contaminated product is shipped. It covers the topics of the QMS instructions TLM-UTU-01 (pressing temperature and measurement) and TLM-UTU-04 (folding, polybag and carton labelling).</w:t>
       </w:r>
     </w:p>
     <w:p>
@@ -73,7 +73,7 @@
           <w:sz w:val="24"/>
           <w:szCs w:val="24"/>
         </w:rPr>
-        <w:t xml:space="preserve">It applies to steam irons, vacuum ironing tables, folding and tagging tables, the metal detector, the packing area and all ironing and packing staff.</w:t>
+        <w:t xml:space="preserve">It applies to steam irons, vacuum ironing tables, pressing machines, folding and tagging tables, the metal detector, the packing area and all ironing and packing staff, from receipt of the sewn garments to the handover of packed cartons to the finished goods warehouse.</w:t>
       </w:r>
     </w:p>
     <w:p>
@@ -132,7 +132,7 @@
           <w:sz w:val="24"/>
           <w:szCs w:val="24"/>
         </w:rPr>
-        <w:t xml:space="preserve"> Provides the packing list, folding method and customer packing instructions, and checks the first carton.</w:t>
+        <w:t xml:space="preserve"> Provides the packing list, folding method and customer packing instructions, checks the first ironed piece and the first carton, and opens the DOP (CAPA) when limits are exceeded.</w:t>
       </w:r>
     </w:p>
     <w:p>
@@ -200,7 +200,7 @@
           <w:sz w:val="24"/>
           <w:szCs w:val="24"/>
         </w:rPr>
-        <w:t xml:space="preserve"> Passes every garment or carton through the metal detector and records the results.</w:t>
+        <w:t xml:space="preserve"> Passes every garment or carton through the metal detector, tests it with the test pieces and records the results.</w:t>
       </w:r>
     </w:p>
     <w:p>
@@ -234,7 +234,75 @@
           <w:sz w:val="24"/>
           <w:szCs w:val="24"/>
         </w:rPr>
-        <w:t xml:space="preserve"> Checks appearance, labelling and carton content before final AQL inspection.</w:t>
+        <w:t xml:space="preserve"> Checks measurements after pressing, appearance, labelling, barcodes and carton content before final AQL inspection and records the results.</w:t>
+      </w:r>
+    </w:p>
+    <w:p>
+      <w:pPr>
+        <w:pStyle w:val="ListeParagraf"/>
+        <w:spacing w:after="80"/>
+        <w:ind w:left="709" w:right="0"/>
+        <w:jc w:val="both"/>
+      </w:pPr>
+      <w:r>
+        <w:rPr>
+          <w:rFonts w:ascii="Calibri" w:hAnsi="Calibri" w:cs="Arial"/>
+          <w:sz w:val="24"/>
+          <w:szCs w:val="24"/>
+        </w:rPr>
+        <w:t xml:space="preserve">• </w:t>
+      </w:r>
+      <w:r>
+        <w:rPr>
+          <w:rFonts w:ascii="Calibri" w:hAnsi="Calibri" w:cs="Arial"/>
+          <w:b/>
+          <w:bCs/>
+          <w:sz w:val="24"/>
+          <w:szCs w:val="24"/>
+        </w:rPr>
+        <w:t xml:space="preserve">QA Manager:</w:t>
+      </w:r>
+      <w:r>
+        <w:rPr>
+          <w:rFonts w:ascii="Calibri" w:hAnsi="Calibri" w:cs="Arial"/>
+          <w:sz w:val="24"/>
+          <w:szCs w:val="24"/>
+        </w:rPr>
+        <w:t xml:space="preserve"> Releases the lot after reviewing AQL results and detector records and manages the DOP (CAPA) process.</w:t>
+      </w:r>
+    </w:p>
+    <w:p>
+      <w:pPr>
+        <w:pStyle w:val="ListeParagraf"/>
+        <w:spacing w:after="80"/>
+        <w:ind w:left="709" w:right="0"/>
+        <w:jc w:val="both"/>
+      </w:pPr>
+      <w:r>
+        <w:rPr>
+          <w:rFonts w:ascii="Calibri" w:hAnsi="Calibri" w:cs="Arial"/>
+          <w:sz w:val="24"/>
+          <w:szCs w:val="24"/>
+        </w:rPr>
+        <w:t xml:space="preserve">• </w:t>
+      </w:r>
+      <w:r>
+        <w:rPr>
+          <w:rFonts w:ascii="Calibri" w:hAnsi="Calibri" w:cs="Arial"/>
+          <w:b/>
+          <w:bCs/>
+          <w:sz w:val="24"/>
+          <w:szCs w:val="24"/>
+        </w:rPr>
+        <w:t xml:space="preserve">Warehouse and Dispatch Staff:</w:t>
+      </w:r>
+      <w:r>
+        <w:rPr>
+          <w:rFonts w:ascii="Calibri" w:hAnsi="Calibri" w:cs="Arial"/>
+          <w:sz w:val="24"/>
+          <w:szCs w:val="24"/>
+        </w:rPr>
+        <w:t xml:space="preserve"> Receive only cartons with a release label.</w:t>
       </w:r>
     </w:p>
     <w:p>
@@ -259,8 +327,186 @@
           <w:sz w:val="24"/>
           <w:szCs w:val="24"/>
         </w:rPr>
-        <w:t xml:space="preserve">INSTRUCTIONS</w:t>
-      </w:r>
+        <w:t xml:space="preserve">DEFINITIONS</w:t>
+      </w:r>
+    </w:p>
+    <w:p>
+      <w:pPr>
+        <w:pStyle w:val="ListeParagraf"/>
+        <w:spacing w:after="80"/>
+        <w:ind w:left="709" w:right="0"/>
+        <w:jc w:val="both"/>
+      </w:pPr>
+      <w:r>
+        <w:rPr>
+          <w:rFonts w:ascii="Calibri" w:hAnsi="Calibri" w:cs="Arial"/>
+          <w:sz w:val="24"/>
+          <w:szCs w:val="24"/>
+        </w:rPr>
+        <w:t xml:space="preserve">• </w:t>
+      </w:r>
+      <w:r>
+        <w:rPr>
+          <w:rFonts w:ascii="Calibri" w:hAnsi="Calibri" w:cs="Arial"/>
+          <w:b/>
+          <w:bCs/>
+          <w:sz w:val="24"/>
+          <w:szCs w:val="24"/>
+        </w:rPr>
+        <w:t xml:space="preserve">Size Ratio:</w:t>
+      </w:r>
+      <w:r>
+        <w:rPr>
+          <w:rFonts w:ascii="Calibri" w:hAnsi="Calibri" w:cs="Arial"/>
+          <w:sz w:val="24"/>
+          <w:szCs w:val="24"/>
+        </w:rPr>
+        <w:t xml:space="preserve"> The distribution of quantities per size required in a carton or order.</w:t>
+      </w:r>
+    </w:p>
+    <w:p>
+      <w:pPr>
+        <w:pStyle w:val="ListeParagraf"/>
+        <w:spacing w:after="80"/>
+        <w:ind w:left="709" w:right="0"/>
+        <w:jc w:val="both"/>
+      </w:pPr>
+      <w:r>
+        <w:rPr>
+          <w:rFonts w:ascii="Calibri" w:hAnsi="Calibri" w:cs="Arial"/>
+          <w:sz w:val="24"/>
+          <w:szCs w:val="24"/>
+        </w:rPr>
+        <w:t xml:space="preserve">• </w:t>
+      </w:r>
+      <w:r>
+        <w:rPr>
+          <w:rFonts w:ascii="Calibri" w:hAnsi="Calibri" w:cs="Arial"/>
+          <w:b/>
+          <w:bCs/>
+          <w:sz w:val="24"/>
+          <w:szCs w:val="24"/>
+        </w:rPr>
+        <w:t xml:space="preserve">Packing List:</w:t>
+      </w:r>
+      <w:r>
+        <w:rPr>
+          <w:rFonts w:ascii="Calibri" w:hAnsi="Calibri" w:cs="Arial"/>
+          <w:sz w:val="24"/>
+          <w:szCs w:val="24"/>
+        </w:rPr>
+        <w:t xml:space="preserve"> The document showing carton, quantity, size distribution and weight of the shipment.</w:t>
+      </w:r>
+    </w:p>
+    <w:p>
+      <w:pPr>
+        <w:pStyle w:val="ListeParagraf"/>
+        <w:spacing w:after="80"/>
+        <w:ind w:left="709" w:right="0"/>
+        <w:jc w:val="both"/>
+      </w:pPr>
+      <w:r>
+        <w:rPr>
+          <w:rFonts w:ascii="Calibri" w:hAnsi="Calibri" w:cs="Arial"/>
+          <w:sz w:val="24"/>
+          <w:szCs w:val="24"/>
+        </w:rPr>
+        <w:t xml:space="preserve">• </w:t>
+      </w:r>
+      <w:r>
+        <w:rPr>
+          <w:rFonts w:ascii="Calibri" w:hAnsi="Calibri" w:cs="Arial"/>
+          <w:b/>
+          <w:bCs/>
+          <w:sz w:val="24"/>
+          <w:szCs w:val="24"/>
+        </w:rPr>
+        <w:t xml:space="preserve">Metal Detector Test Piece:</w:t>
+      </w:r>
+      <w:r>
+        <w:rPr>
+          <w:rFonts w:ascii="Calibri" w:hAnsi="Calibri" w:cs="Arial"/>
+          <w:sz w:val="24"/>
+          <w:szCs w:val="24"/>
+        </w:rPr>
+        <w:t xml:space="preserve"> A standard piece (Fe, Non-Fe, SUS) used to check detector sensitivity.</w:t>
+      </w:r>
+    </w:p>
+    <w:p>
+      <w:pPr>
+        <w:pStyle w:val="ListeParagraf"/>
+        <w:spacing w:after="80"/>
+        <w:ind w:left="709" w:right="0"/>
+        <w:jc w:val="both"/>
+      </w:pPr>
+      <w:r>
+        <w:rPr>
+          <w:rFonts w:ascii="Calibri" w:hAnsi="Calibri" w:cs="Arial"/>
+          <w:sz w:val="24"/>
+          <w:szCs w:val="24"/>
+        </w:rPr>
+        <w:t xml:space="preserve">• </w:t>
+      </w:r>
+      <w:r>
+        <w:rPr>
+          <w:rFonts w:ascii="Calibri" w:hAnsi="Calibri" w:cs="Arial"/>
+          <w:b/>
+          <w:bCs/>
+          <w:sz w:val="24"/>
+          <w:szCs w:val="24"/>
+        </w:rPr>
+        <w:t xml:space="preserve">Polybag Suffocation Warning:</w:t>
+      </w:r>
+      <w:r>
+        <w:rPr>
+          <w:rFonts w:ascii="Calibri" w:hAnsi="Calibri" w:cs="Arial"/>
+          <w:sz w:val="24"/>
+          <w:szCs w:val="24"/>
+        </w:rPr>
+        <w:t xml:space="preserve"> The warning text and ventilation holes required on polybags according to the customer specification and legislation.</w:t>
+      </w:r>
+    </w:p>
+    <w:p>
+      <w:pPr>
+        <w:pStyle w:val="ListeParagraf"/>
+        <w:spacing w:after="80"/>
+        <w:ind w:left="709" w:right="0"/>
+        <w:jc w:val="both"/>
+      </w:pPr>
+      <w:r>
+        <w:rPr>
+          <w:rFonts w:ascii="Calibri" w:hAnsi="Calibri" w:cs="Arial"/>
+          <w:sz w:val="24"/>
+          <w:szCs w:val="24"/>
+        </w:rPr>
+        <w:t xml:space="preserve">• </w:t>
+      </w:r>
+      <w:r>
+        <w:rPr>
+          <w:rFonts w:ascii="Calibri" w:hAnsi="Calibri" w:cs="Arial"/>
+          <w:b/>
+          <w:bCs/>
+          <w:sz w:val="24"/>
+          <w:szCs w:val="24"/>
+        </w:rPr>
+        <w:t xml:space="preserve">DOP (CAPA):</w:t>
+      </w:r>
+      <w:r>
+        <w:rPr>
+          <w:rFonts w:ascii="Calibri" w:hAnsi="Calibri" w:cs="Arial"/>
+          <w:sz w:val="24"/>
+          <w:szCs w:val="24"/>
+        </w:rPr>
+        <w:t xml:space="preserve"> Corrective and preventive action.</w:t>
+      </w:r>
+    </w:p>
+    <w:p>
+      <w:pPr>
+        <w:pStyle w:val="ListeParagraf"/>
+        <w:spacing w:after="80"/>
+        <w:ind w:left="709" w:right="0"/>
+        <w:jc w:val="both"/>
+      </w:pPr>
     </w:p>
     <w:p>
       <w:pPr>
@@ -276,64 +522,8 @@
           <w:sz w:val="24"/>
           <w:szCs w:val="24"/>
         </w:rPr>
-        <w:t xml:space="preserve">1. BEFORE STARTING</w:t>
-      </w:r>
-    </w:p>
-    <w:p>
-      <w:pPr>
-        <w:pStyle w:val="ListeParagraf"/>
-        <w:spacing w:after="80"/>
-        <w:ind w:left="709" w:right="0"/>
-        <w:jc w:val="both"/>
-      </w:pPr>
-      <w:r>
-        <w:rPr>
-          <w:rFonts w:ascii="Calibri" w:hAnsi="Calibri" w:cs="Arial"/>
-          <w:sz w:val="24"/>
-          <w:szCs w:val="24"/>
-        </w:rPr>
-        <w:t xml:space="preserve">1.1. Check the packing list, size ratio, polybag and carton specification, hangtags, price tickets and barcode labels for the order.</w:t>
-      </w:r>
-    </w:p>
-    <w:p>
-      <w:pPr>
-        <w:pStyle w:val="ListeParagraf"/>
-        <w:spacing w:after="80"/>
-        <w:ind w:left="709" w:right="0"/>
-        <w:jc w:val="both"/>
-      </w:pPr>
-      <w:r>
-        <w:rPr>
-          <w:rFonts w:ascii="Calibri" w:hAnsi="Calibri" w:cs="Arial"/>
-          <w:sz w:val="24"/>
-          <w:szCs w:val="24"/>
-        </w:rPr>
-        <w:t xml:space="preserve">1.2. Check irons, steam hoses, cables and table suction; set iron temperature according to the fabric and care label.</w:t>
-      </w:r>
-    </w:p>
-    <w:p>
-      <w:pPr>
-        <w:pStyle w:val="ListeParagraf"/>
-        <w:spacing w:after="80"/>
-        <w:ind w:left="709" w:right="0"/>
-        <w:jc w:val="both"/>
-      </w:pPr>
-      <w:r>
-        <w:rPr>
-          <w:rFonts w:ascii="Calibri" w:hAnsi="Calibri" w:cs="Arial"/>
-          <w:sz w:val="24"/>
-          <w:szCs w:val="24"/>
-        </w:rPr>
-        <w:t xml:space="preserve">1.3. Check the metal detector with the test card at shift start and every two hours, and record the result.</w:t>
-      </w:r>
-    </w:p>
-    <w:p>
-      <w:pPr>
-        <w:pStyle w:val="ListeParagraf"/>
-        <w:spacing w:after="80"/>
-        <w:ind w:left="709" w:right="0"/>
-        <w:jc w:val="both"/>
-      </w:pPr>
+        <w:t xml:space="preserve">INSTRUCTIONS</w:t>
+      </w:r>
     </w:p>
     <w:p>
       <w:pPr>
@@ -349,7 +539,7 @@
           <w:sz w:val="24"/>
           <w:szCs w:val="24"/>
         </w:rPr>
-        <w:t xml:space="preserve">2. OPERATION</w:t>
+        <w:t xml:space="preserve">1. BEFORE STARTING</w:t>
       </w:r>
     </w:p>
     <w:p>
@@ -365,7 +555,7 @@
           <w:sz w:val="24"/>
           <w:szCs w:val="24"/>
         </w:rPr>
-        <w:t xml:space="preserve">2.1. Iron garments without shine marks, creases or burn marks; do not iron directly on prints, embroidery or heat-transfer labels.</w:t>
+        <w:t xml:space="preserve">1.1. Check the packing list, size ratio, polybag and carton specification, hangtags, price tickets and barcode labels for the order.</w:t>
       </w:r>
     </w:p>
     <w:p>
@@ -381,7 +571,7 @@
           <w:sz w:val="24"/>
           <w:szCs w:val="24"/>
         </w:rPr>
-        <w:t xml:space="preserve">2.2. Fold garments with the customer folding board, attach tags and labels in the correct position and check size and colour against the packing list.</w:t>
+        <w:t xml:space="preserve">1.2. Check irons, steam hoses, cables and table suction; set iron temperature and steam pressure according to the fabric composition and care label (the first ironed piece is checked according to section 2).</w:t>
       </w:r>
     </w:p>
     <w:p>
@@ -397,23 +587,7 @@
           <w:sz w:val="24"/>
           <w:szCs w:val="24"/>
         </w:rPr>
-        <w:t xml:space="preserve">2.3. Pass every garment through the metal detector; put garments that alarm in the red box and hand them to the supervisor.</w:t>
-      </w:r>
-    </w:p>
-    <w:p>
-      <w:pPr>
-        <w:pStyle w:val="ListeParagraf"/>
-        <w:spacing w:after="80"/>
-        <w:ind w:left="709" w:right="0"/>
-        <w:jc w:val="both"/>
-      </w:pPr>
-      <w:r>
-        <w:rPr>
-          <w:rFonts w:ascii="Calibri" w:hAnsi="Calibri" w:cs="Arial"/>
-          <w:sz w:val="24"/>
-          <w:szCs w:val="24"/>
-        </w:rPr>
-        <w:t xml:space="preserve">2.4. Pack according to the size ratio, close and mark cartons (order, style, colour, size, quantity, carton number) and record them in the packing report.</w:t>
+        <w:t xml:space="preserve">1.3. Check the metal detector with the test card or test pieces at shift start and every two hours, and record the result on the Metal Detector Daily Calibration Report (EMS.QA.FRM.03.07).</w:t>
       </w:r>
     </w:p>
     <w:p>
@@ -438,7 +612,185 @@
           <w:sz w:val="24"/>
           <w:szCs w:val="24"/>
         </w:rPr>
-        <w:t xml:space="preserve">3. SAFETY RULES / PROHIBITIONS</w:t>
+        <w:t xml:space="preserve">2. PRESSING AND MEASUREMENT CONTROL</w:t>
+      </w:r>
+    </w:p>
+    <w:p>
+      <w:pPr>
+        <w:pStyle w:val="ListeParagraf"/>
+        <w:spacing w:after="80"/>
+        <w:ind w:left="709" w:right="0"/>
+        <w:jc w:val="both"/>
+      </w:pPr>
+      <w:r>
+        <w:rPr>
+          <w:rFonts w:ascii="Calibri" w:hAnsi="Calibri" w:cs="Arial"/>
+          <w:sz w:val="24"/>
+          <w:szCs w:val="24"/>
+        </w:rPr>
+        <w:t xml:space="preserve">2.1. Iron garments without shine marks, creases, water stains or burn marks; do not iron directly on prints, embroidery or heat-transfer labels.</w:t>
+      </w:r>
+    </w:p>
+    <w:p>
+      <w:pPr>
+        <w:pStyle w:val="ListeParagraf"/>
+        <w:spacing w:after="80"/>
+        <w:ind w:left="709" w:right="0"/>
+        <w:jc w:val="both"/>
+      </w:pPr>
+      <w:r>
+        <w:rPr>
+          <w:rFonts w:ascii="Calibri" w:hAnsi="Calibri" w:cs="Arial"/>
+          <w:sz w:val="24"/>
+          <w:szCs w:val="24"/>
+        </w:rPr>
+        <w:t xml:space="preserve">2.2. Compare the measurements of the first ironed piece with the measurement table (example tolerance: ± 1 cm or as in the customer specification) and record them on the QA Measurement Form (EMS.QA.FRM.05.02); the check is repeated hourly.</w:t>
+      </w:r>
+    </w:p>
+    <w:p>
+      <w:pPr>
+        <w:pStyle w:val="ListeParagraf"/>
+        <w:spacing w:after="80"/>
+        <w:ind w:left="709" w:right="0"/>
+        <w:jc w:val="both"/>
+      </w:pPr>
+      <w:r>
+        <w:rPr>
+          <w:rFonts w:ascii="Calibri" w:hAnsi="Calibri" w:cs="Arial"/>
+          <w:sz w:val="24"/>
+          <w:szCs w:val="24"/>
+        </w:rPr>
+        <w:t xml:space="preserve">2.3. If measurement deviation or deformation is seen, correct the iron setting (temperature, time, steam) and approve the first piece again; defective garments are separated.</w:t>
+      </w:r>
+    </w:p>
+    <w:p>
+      <w:pPr>
+        <w:pStyle w:val="ListeParagraf"/>
+        <w:spacing w:after="80"/>
+        <w:ind w:left="709" w:right="0"/>
+        <w:jc w:val="both"/>
+      </w:pPr>
+    </w:p>
+    <w:p>
+      <w:pPr>
+        <w:pStyle w:val="ListeParagraf"/>
+        <w:spacing w:before="120" w:after="60"/>
+        <w:ind w:left="709" w:right="0"/>
+      </w:pPr>
+      <w:r>
+        <w:rPr>
+          <w:rFonts w:ascii="Calibri" w:hAnsi="Calibri" w:cs="Arial"/>
+          <w:b/>
+          <w:bCs/>
+          <w:sz w:val="24"/>
+          <w:szCs w:val="24"/>
+        </w:rPr>
+        <w:t xml:space="preserve">3. OPERATION</w:t>
+      </w:r>
+    </w:p>
+    <w:p>
+      <w:pPr>
+        <w:pStyle w:val="ListeParagraf"/>
+        <w:spacing w:after="80"/>
+        <w:ind w:left="709" w:right="0"/>
+        <w:jc w:val="both"/>
+      </w:pPr>
+      <w:r>
+        <w:rPr>
+          <w:rFonts w:ascii="Calibri" w:hAnsi="Calibri" w:cs="Arial"/>
+          <w:sz w:val="24"/>
+          <w:szCs w:val="24"/>
+        </w:rPr>
+        <w:t xml:space="preserve">3.1. Fold garments with the customer folding board, attach tags and labels (price ticket, care label, hanger, size label, barcode) in the correct position, and check size and colour against the packing list; verify barcodes with a scanner (target 100% readable and correctly matched).</w:t>
+      </w:r>
+    </w:p>
+    <w:p>
+      <w:pPr>
+        <w:pStyle w:val="ListeParagraf"/>
+        <w:spacing w:after="80"/>
+        <w:ind w:left="709" w:right="0"/>
+        <w:jc w:val="both"/>
+      </w:pPr>
+      <w:r>
+        <w:rPr>
+          <w:rFonts w:ascii="Calibri" w:hAnsi="Calibri" w:cs="Arial"/>
+          <w:sz w:val="24"/>
+          <w:szCs w:val="24"/>
+        </w:rPr>
+        <w:t xml:space="preserve">3.2. Check polybag thickness, suffocation warning, ventilation holes and recycling marks according to the specification; the first packed piece is approved by Quality Control.</w:t>
+      </w:r>
+    </w:p>
+    <w:p>
+      <w:pPr>
+        <w:pStyle w:val="ListeParagraf"/>
+        <w:spacing w:after="80"/>
+        <w:ind w:left="709" w:right="0"/>
+        <w:jc w:val="both"/>
+      </w:pPr>
+      <w:r>
+        <w:rPr>
+          <w:rFonts w:ascii="Calibri" w:hAnsi="Calibri" w:cs="Arial"/>
+          <w:sz w:val="24"/>
+          <w:szCs w:val="24"/>
+        </w:rPr>
+        <w:t xml:space="preserve">3.3. Pass every garment through the metal detector at the point defined in the customer specification (before packing); put garments that alarm in the red box, record them on the Metal Detector Quarantine Box Record Form (EMS.QA.FRM.03.06) and hand them to the supervisor.</w:t>
+      </w:r>
+    </w:p>
+    <w:p>
+      <w:pPr>
+        <w:pStyle w:val="ListeParagraf"/>
+        <w:spacing w:after="80"/>
+        <w:ind w:left="709" w:right="0"/>
+        <w:jc w:val="both"/>
+      </w:pPr>
+      <w:r>
+        <w:rPr>
+          <w:rFonts w:ascii="Calibri" w:hAnsi="Calibri" w:cs="Arial"/>
+          <w:sz w:val="24"/>
+          <w:szCs w:val="24"/>
+        </w:rPr>
+        <w:t xml:space="preserve">3.4. Pack according to the size ratio, close and mark cartons (order, style, colour, size, quantity, carton number); carton quantity and size distribution must match the packing list 100%. Check carton weight and dimensions, close with tape and strapping, and stack cartons on pallets in a balanced way.</w:t>
+      </w:r>
+    </w:p>
+    <w:p>
+      <w:pPr>
+        <w:pStyle w:val="ListeParagraf"/>
+        <w:spacing w:after="80"/>
+        <w:ind w:left="709" w:right="0"/>
+        <w:jc w:val="both"/>
+      </w:pPr>
+      <w:r>
+        <w:rPr>
+          <w:rFonts w:ascii="Calibri" w:hAnsi="Calibri" w:cs="Arial"/>
+          <w:sz w:val="24"/>
+          <w:szCs w:val="24"/>
+        </w:rPr>
+        <w:t xml:space="preserve">3.5. Record packing results on the Packing Control Form (FRM-UTU-04) and in the packing report; final inspection is carried out according to EMS.QA.TL.02.05. Final AQL Inspection Instruction.</w:t>
+      </w:r>
+    </w:p>
+    <w:p>
+      <w:pPr>
+        <w:pStyle w:val="ListeParagraf"/>
+        <w:spacing w:after="80"/>
+        <w:ind w:left="709" w:right="0"/>
+        <w:jc w:val="both"/>
+      </w:pPr>
+    </w:p>
+    <w:p>
+      <w:pPr>
+        <w:pStyle w:val="ListeParagraf"/>
+        <w:spacing w:before="120" w:after="60"/>
+        <w:ind w:left="709" w:right="0"/>
+      </w:pPr>
+      <w:r>
+        <w:rPr>
+          <w:rFonts w:ascii="Calibri" w:hAnsi="Calibri" w:cs="Arial"/>
+          <w:b/>
+          <w:bCs/>
+          <w:sz w:val="24"/>
+          <w:szCs w:val="24"/>
+        </w:rPr>
+        <w:t xml:space="preserve">4. SAFETY RULES / PROHIBITIONS</w:t>
       </w:r>
     </w:p>
     <w:p>
@@ -520,104 +872,6 @@
     <w:p>
       <w:pPr>
         <w:pStyle w:val="ListeParagraf"/>
-        <w:spacing w:after="80"/>
-        <w:ind w:left="709" w:right="0"/>
-        <w:jc w:val="both"/>
-      </w:pPr>
-    </w:p>
-    <w:p>
-      <w:pPr>
-        <w:pStyle w:val="ListeParagraf"/>
-        <w:spacing w:before="120" w:after="60"/>
-        <w:ind w:left="709" w:right="0"/>
-      </w:pPr>
-      <w:r>
-        <w:rPr>
-          <w:rFonts w:ascii="Calibri" w:hAnsi="Calibri" w:cs="Arial"/>
-          <w:b/>
-          <w:bCs/>
-          <w:sz w:val="24"/>
-          <w:szCs w:val="24"/>
-        </w:rPr>
-        <w:t xml:space="preserve">4. IN CASE OF PROBLEM / EMERGENCY</w:t>
-      </w:r>
-    </w:p>
-    <w:p>
-      <w:pPr>
-        <w:pStyle w:val="ListeParagraf"/>
-        <w:spacing w:after="80"/>
-        <w:ind w:left="709" w:right="0"/>
-        <w:jc w:val="both"/>
-      </w:pPr>
-      <w:r>
-        <w:rPr>
-          <w:rFonts w:ascii="Calibri" w:hAnsi="Calibri" w:cs="Arial"/>
-          <w:sz w:val="24"/>
-          <w:szCs w:val="24"/>
-        </w:rPr>
-        <w:t xml:space="preserve">4.1. If the metal detector fails the test, stop packing, quarantine garments packed since the last good test and re-check them.</w:t>
-      </w:r>
-    </w:p>
-    <w:p>
-      <w:pPr>
-        <w:pStyle w:val="ListeParagraf"/>
-        <w:spacing w:after="80"/>
-        <w:ind w:left="709" w:right="0"/>
-        <w:jc w:val="both"/>
-      </w:pPr>
-      <w:r>
-        <w:rPr>
-          <w:rFonts w:ascii="Calibri" w:hAnsi="Calibri" w:cs="Arial"/>
-          <w:sz w:val="24"/>
-          <w:szCs w:val="24"/>
-        </w:rPr>
-        <w:t xml:space="preserve">4.2. In case of burn or electric shock, switch off the power, call the first aider and report the accident.</w:t>
-      </w:r>
-    </w:p>
-    <w:p>
-      <w:pPr>
-        <w:pStyle w:val="ListeParagraf"/>
-        <w:spacing w:after="80"/>
-        <w:ind w:left="709" w:right="0"/>
-        <w:jc w:val="both"/>
-      </w:pPr>
-      <w:r>
-        <w:rPr>
-          <w:rFonts w:ascii="Calibri" w:hAnsi="Calibri" w:cs="Arial"/>
-          <w:sz w:val="24"/>
-          <w:szCs w:val="24"/>
-        </w:rPr>
-        <w:t xml:space="preserve">4.3. If wrong labelling or mixed sizes are found, stop packing, separate the cartons and inform the supervisor.</w:t>
-      </w:r>
-    </w:p>
-    <w:p>
-      <w:pPr>
-        <w:pStyle w:val="ListeParagraf"/>
-        <w:spacing w:after="80"/>
-        <w:ind w:left="709" w:right="0"/>
-        <w:jc w:val="both"/>
-      </w:pPr>
-    </w:p>
-    <w:p>
-      <w:pPr>
-        <w:pStyle w:val="ListeParagraf"/>
-        <w:spacing w:before="120" w:after="60"/>
-        <w:ind w:left="709" w:right="0"/>
-      </w:pPr>
-      <w:r>
-        <w:rPr>
-          <w:rFonts w:ascii="Calibri" w:hAnsi="Calibri" w:cs="Arial"/>
-          <w:b/>
-          <w:bCs/>
-          <w:sz w:val="24"/>
-          <w:szCs w:val="24"/>
-        </w:rPr>
-        <w:t xml:space="preserve">5. RELATED DOCUMENTS AND RECORDS</w:t>
-      </w:r>
-    </w:p>
-    <w:p>
-      <w:pPr>
-        <w:pStyle w:val="ListeParagraf"/>
         <w:numPr>
           <w:ilvl w:val="0"/>
           <w:numId w:val="1"/>
@@ -631,7 +885,137 @@
           <w:sz w:val="24"/>
           <w:szCs w:val="24"/>
         </w:rPr>
-        <w:t xml:space="preserve">Packing List, Customer Packing Instructions and Packing Report</w:t>
+        <w:t xml:space="preserve">Needles, scissors and cutting tools in the metal-free area are used only against a record.</w:t>
+      </w:r>
+    </w:p>
+    <w:p>
+      <w:pPr>
+        <w:pStyle w:val="ListeParagraf"/>
+        <w:spacing w:after="80"/>
+        <w:ind w:left="709" w:right="0"/>
+        <w:jc w:val="both"/>
+      </w:pPr>
+    </w:p>
+    <w:p>
+      <w:pPr>
+        <w:pStyle w:val="ListeParagraf"/>
+        <w:spacing w:before="120" w:after="60"/>
+        <w:ind w:left="709" w:right="0"/>
+      </w:pPr>
+      <w:r>
+        <w:rPr>
+          <w:rFonts w:ascii="Calibri" w:hAnsi="Calibri" w:cs="Arial"/>
+          <w:b/>
+          <w:bCs/>
+          <w:sz w:val="24"/>
+          <w:szCs w:val="24"/>
+        </w:rPr>
+        <w:t xml:space="preserve">5. IN CASE OF PROBLEM / EMERGENCY</w:t>
+      </w:r>
+    </w:p>
+    <w:p>
+      <w:pPr>
+        <w:pStyle w:val="ListeParagraf"/>
+        <w:spacing w:after="80"/>
+        <w:ind w:left="709" w:right="0"/>
+        <w:jc w:val="both"/>
+      </w:pPr>
+      <w:r>
+        <w:rPr>
+          <w:rFonts w:ascii="Calibri" w:hAnsi="Calibri" w:cs="Arial"/>
+          <w:sz w:val="24"/>
+          <w:szCs w:val="24"/>
+        </w:rPr>
+        <w:t xml:space="preserve">5.1. If the metal detector fails the test, stop packing, quarantine garments packed since the last good test and re-check them.</w:t>
+      </w:r>
+    </w:p>
+    <w:p>
+      <w:pPr>
+        <w:pStyle w:val="ListeParagraf"/>
+        <w:spacing w:after="80"/>
+        <w:ind w:left="709" w:right="0"/>
+        <w:jc w:val="both"/>
+      </w:pPr>
+      <w:r>
+        <w:rPr>
+          <w:rFonts w:ascii="Calibri" w:hAnsi="Calibri" w:cs="Arial"/>
+          <w:sz w:val="24"/>
+          <w:szCs w:val="24"/>
+        </w:rPr>
+        <w:t xml:space="preserve">5.2. In case of burn or electric shock, switch off the power, call the first aider and report the accident.</w:t>
+      </w:r>
+    </w:p>
+    <w:p>
+      <w:pPr>
+        <w:pStyle w:val="ListeParagraf"/>
+        <w:spacing w:after="80"/>
+        <w:ind w:left="709" w:right="0"/>
+        <w:jc w:val="both"/>
+      </w:pPr>
+      <w:r>
+        <w:rPr>
+          <w:rFonts w:ascii="Calibri" w:hAnsi="Calibri" w:cs="Arial"/>
+          <w:sz w:val="24"/>
+          <w:szCs w:val="24"/>
+        </w:rPr>
+        <w:t xml:space="preserve">5.3. If wrong labelling, barcode mismatch or mixed sizes are found, stop packing, separate the cartons and inform the supervisor.</w:t>
+      </w:r>
+    </w:p>
+    <w:p>
+      <w:pPr>
+        <w:pStyle w:val="ListeParagraf"/>
+        <w:spacing w:after="80"/>
+        <w:ind w:left="709" w:right="0"/>
+        <w:jc w:val="both"/>
+      </w:pPr>
+      <w:r>
+        <w:rPr>
+          <w:rFonts w:ascii="Calibri" w:hAnsi="Calibri" w:cs="Arial"/>
+          <w:sz w:val="24"/>
+          <w:szCs w:val="24"/>
+        </w:rPr>
+        <w:t xml:space="preserve">5.4. If metal is found, the line is stopped and QA is informed the same day; the metal source is found and removed, and the product is released by the QA Manager only after it passes the detector clean.</w:t>
+      </w:r>
+    </w:p>
+    <w:p>
+      <w:pPr>
+        <w:pStyle w:val="ListeParagraf"/>
+        <w:spacing w:after="80"/>
+        <w:ind w:left="709" w:right="0"/>
+        <w:jc w:val="both"/>
+      </w:pPr>
+      <w:r>
+        <w:rPr>
+          <w:rFonts w:ascii="Calibri" w:hAnsi="Calibri" w:cs="Arial"/>
+          <w:sz w:val="24"/>
+          <w:szCs w:val="24"/>
+        </w:rPr>
+        <w:t xml:space="preserve">5.5. A DOP (CAPA) is opened for AQL failure, metal findings, detector use without calibration record or labelling nonconformity: the lot is blocked, 100% inspection is started, root cause analysis is started within 24 hours, and the DOP is not closed before effectiveness is verified on three consecutive lots.</w:t>
+      </w:r>
+    </w:p>
+    <w:p>
+      <w:pPr>
+        <w:pStyle w:val="ListeParagraf"/>
+        <w:spacing w:after="80"/>
+        <w:ind w:left="709" w:right="0"/>
+        <w:jc w:val="both"/>
+      </w:pPr>
+    </w:p>
+    <w:p>
+      <w:pPr>
+        <w:pStyle w:val="ListeParagraf"/>
+        <w:spacing w:before="120" w:after="60"/>
+        <w:ind w:left="709" w:right="0"/>
+      </w:pPr>
+      <w:r>
+        <w:rPr>
+          <w:rFonts w:ascii="Calibri" w:hAnsi="Calibri" w:cs="Arial"/>
+          <w:b/>
+          <w:bCs/>
+          <w:sz w:val="24"/>
+          <w:szCs w:val="24"/>
+        </w:rPr>
+        <w:t xml:space="preserve">6. RELATED DOCUMENTS AND RECORDS</w:t>
       </w:r>
     </w:p>
     <w:p>
@@ -650,7 +1034,7 @@
           <w:sz w:val="24"/>
           <w:szCs w:val="24"/>
         </w:rPr>
-        <w:t xml:space="preserve">Metal Detector Check Records</w:t>
+        <w:t xml:space="preserve">TLM-UTU-01, TLM-UTU-04 (QMS pressing and packing instructions merged into this instruction)</w:t>
       </w:r>
     </w:p>
     <w:p>
@@ -669,7 +1053,7 @@
           <w:sz w:val="24"/>
           <w:szCs w:val="24"/>
         </w:rPr>
-        <w:t xml:space="preserve">EMS.QA.PRO.02.05. Metal Detector Procedure</w:t>
+        <w:t xml:space="preserve">Packing List, Customer Packing Instructions and Packing Report</w:t>
       </w:r>
     </w:p>
     <w:p>
@@ -688,7 +1072,7 @@
           <w:sz w:val="24"/>
           <w:szCs w:val="24"/>
         </w:rPr>
-        <w:t xml:space="preserve">EMS.QA.TL.02.05. Final AQL Inspection Instruction</w:t>
+        <w:t xml:space="preserve">EMS.QA.FRM.05.02 QA Measurement Form; FRM-UTU-04 Packing Control Form</w:t>
       </w:r>
     </w:p>
     <w:p>
@@ -707,7 +1091,102 @@
           <w:sz w:val="24"/>
           <w:szCs w:val="24"/>
         </w:rPr>
+        <w:t xml:space="preserve">EMS.QA.FRM.03.07 Metal Detector Daily Calibration Report; EMS.QA.FRM.03.06 Metal Detector Quarantine Box Record Form</w:t>
+      </w:r>
+    </w:p>
+    <w:p>
+      <w:pPr>
+        <w:pStyle w:val="ListeParagraf"/>
+        <w:numPr>
+          <w:ilvl w:val="0"/>
+          <w:numId w:val="1"/>
+        </w:numPr>
+        <w:spacing w:after="60"/>
+        <w:jc w:val="both"/>
+      </w:pPr>
+      <w:r>
+        <w:rPr>
+          <w:rFonts w:ascii="Calibri" w:hAnsi="Calibri" w:cs="Arial"/>
+          <w:sz w:val="24"/>
+          <w:szCs w:val="24"/>
+        </w:rPr>
+        <w:t xml:space="preserve">EMS.ÜR.PRO.05.10. Pressing, Final Control and Packing Procedure</w:t>
+      </w:r>
+    </w:p>
+    <w:p>
+      <w:pPr>
+        <w:pStyle w:val="ListeParagraf"/>
+        <w:numPr>
+          <w:ilvl w:val="0"/>
+          <w:numId w:val="1"/>
+        </w:numPr>
+        <w:spacing w:after="60"/>
+        <w:jc w:val="both"/>
+      </w:pPr>
+      <w:r>
+        <w:rPr>
+          <w:rFonts w:ascii="Calibri" w:hAnsi="Calibri" w:cs="Arial"/>
+          <w:sz w:val="24"/>
+          <w:szCs w:val="24"/>
+        </w:rPr>
+        <w:t xml:space="preserve">PRS-UTU-03 Metal Detection Procedure (QMS)</w:t>
+      </w:r>
+    </w:p>
+    <w:p>
+      <w:pPr>
+        <w:pStyle w:val="ListeParagraf"/>
+        <w:numPr>
+          <w:ilvl w:val="0"/>
+          <w:numId w:val="1"/>
+        </w:numPr>
+        <w:spacing w:after="60"/>
+        <w:jc w:val="both"/>
+      </w:pPr>
+      <w:r>
+        <w:rPr>
+          <w:rFonts w:ascii="Calibri" w:hAnsi="Calibri" w:cs="Arial"/>
+          <w:sz w:val="24"/>
+          <w:szCs w:val="24"/>
+        </w:rPr>
+        <w:t xml:space="preserve">EMS.QA.TL.02.05. Final AQL Inspection Instruction</w:t>
+      </w:r>
+    </w:p>
+    <w:p>
+      <w:pPr>
+        <w:pStyle w:val="ListeParagraf"/>
+        <w:numPr>
+          <w:ilvl w:val="0"/>
+          <w:numId w:val="1"/>
+        </w:numPr>
+        <w:spacing w:after="60"/>
+        <w:jc w:val="both"/>
+      </w:pPr>
+      <w:r>
+        <w:rPr>
+          <w:rFonts w:ascii="Calibri" w:hAnsi="Calibri" w:cs="Arial"/>
+          <w:sz w:val="24"/>
+          <w:szCs w:val="24"/>
+        </w:rPr>
         <w:t xml:space="preserve">EMS.DP.PRO.08.02. Shipment and Dispatch Procedure</w:t>
+      </w:r>
+    </w:p>
+    <w:p>
+      <w:pPr>
+        <w:pStyle w:val="ListeParagraf"/>
+        <w:numPr>
+          <w:ilvl w:val="0"/>
+          <w:numId w:val="1"/>
+        </w:numPr>
+        <w:spacing w:after="60"/>
+        <w:jc w:val="both"/>
+      </w:pPr>
+      <w:r>
+        <w:rPr>
+          <w:rFonts w:ascii="Calibri" w:hAnsi="Calibri" w:cs="Arial"/>
+          <w:sz w:val="24"/>
+          <w:szCs w:val="24"/>
+        </w:rPr>
+        <w:t xml:space="preserve">Records are kept for 3 years (detector records 5 years).</w:t>
       </w:r>
     </w:p>
     <w:p>
@@ -732,7 +1211,7 @@
           <w:sz w:val="24"/>
           <w:szCs w:val="24"/>
         </w:rPr>
-        <w:t xml:space="preserve">6. FEEDBACK AND MONITORING</w:t>
+        <w:t xml:space="preserve">7. FEEDBACK AND MONITORING</w:t>
       </w:r>
     </w:p>
     <w:p>
@@ -748,13 +1227,17 @@
           <w:sz w:val="24"/>
           <w:szCs w:val="24"/>
         </w:rPr>
-        <w:t xml:space="preserve">Packing errors, final inspection failures and customer complaints on packing are monitored monthly by the Finishing Supervisor. This instruction is reviewed every year or when customer packing requirements change.</w:t>
-      </w:r>
-    </w:p>
-    <w:p>
-      <w:pPr>
-        <w:pStyle w:val="ListeParagraf"/>
-        <w:pageBreakBefore/>
+        <w:t xml:space="preserve">Packing errors, measurement deviations after pressing, final inspection failures (AQL rejection target ≤ 2%) and customer complaints on packing are monitored monthly by the Finishing Supervisor; detector calibration missed days and shipment rejections due to label or barcode errors have a target of 0. Open DOPs are closed within 15 days. This instruction is reviewed every year or when customer packing requirements change.</w:t>
+      </w:r>
+    </w:p>
+    <w:p>
+      <w:r>
+        <w:br w:type="page"/>
+      </w:r>
+    </w:p>
+    <w:p>
+      <w:pPr>
+        <w:pStyle w:val="ListeParagraf"/>
         <w:bidi/>
         <w:spacing w:before="120" w:after="60"/>
         <w:ind w:left="0" w:right="709"/>
@@ -786,7 +1269,7 @@
           <w:sz w:val="24"/>
           <w:szCs w:val="24"/>
         </w:rPr>
-        <w:t xml:space="preserve">توضح هذه التعليمات كيفية كي الملابس الجاهزة وطيها ووضع البطاقات عليها وفحصها بكاشف المعادن وتعبئتها في شركة إيروغلو للتريكو (EMS)، بحيث تحتوي كل كرتونة على المنتج والكمية ونسبة المقاسات والبطاقات المطلوبة من العميل.</w:t>
+        <w:t xml:space="preserve">تصف هذه التعليمات كيفية كي الملابس الجاهزة وتبخيرها وقياسها وطيها ووضع البطاقات عليها وفحصها بكاشف المعادن وتعبئتها في أكياس وكراتين ووسمها لدى شركة إيروغلو للتريكو (EMS)، بحيث يحتوي كل كرتون على المنتج والكمية ونسبة المقاسات والوسم المطلوب من العميل، ولا يُشحن أي منتج تالف أو خارج القياس أو ملوث بالمعادن. وتغطي موضوعات تعليمات نظام إدارة الجودة: TLM-UTU-01 (حرارة الكي ومراقبة القياسات) وTLM-UTU-04 (الطي والأكياس ووسم الكراتين).</w:t>
       </w:r>
     </w:p>
     <w:p>
@@ -832,7 +1315,7 @@
           <w:sz w:val="24"/>
           <w:szCs w:val="24"/>
         </w:rPr>
-        <w:t xml:space="preserve">تنطبق على مكاوي البخار وطاولات الكي بالشفط وطاولات الطي ووضع البطاقات وكاشف المعادن ومنطقة التعبئة وجميع العاملين في الكي والتعبئة.</w:t>
+        <w:t xml:space="preserve">تنطبق على مكاوي البخار وطاولات الكي بالشفط وماكينات الكبس وطاولات الطي ووضع البطاقات وكاشف المعادن ومنطقة التعبئة وجميع العاملين في الكي والتعبئة، من استلام الملابس المخيطة حتى تسليم الكراتين المعبأة إلى مستودع المنتجات الجاهزة.</w:t>
       </w:r>
     </w:p>
     <w:p>
@@ -898,7 +1381,7 @@
           <w:sz w:val="24"/>
           <w:szCs w:val="24"/>
         </w:rPr>
-        <w:t xml:space="preserve"> يوفر قائمة التعبئة وطريقة الطي وتعليمات التعبئة الخاصة بالعميل، ويفحص الكرتونة الأولى.</w:t>
+        <w:t xml:space="preserve"> يوفر قائمة التعبئة وطريقة الطي وتعليمات التعبئة الخاصة بالعميل، ويفحص أول قطعة مكوية وأول كرتون، ويفتح الإجراء التصحيحي والوقائي (DOP) عند تجاوز الحدود.</w:t>
       </w:r>
     </w:p>
     <w:p>
@@ -936,7 +1419,7 @@
           <w:sz w:val="24"/>
           <w:szCs w:val="24"/>
         </w:rPr>
-        <w:t xml:space="preserve"> يكوون الملابس ويطوونها ويضعون البطاقات ويعبئونها وفق هذه التعليمات ومتطلبات العميل.</w:t>
+        <w:t xml:space="preserve"> يكوون الملابس ويطوونها ويضعون عليها البطاقات ويعبئونها وفق هذه التعليمات ومتطلبات العميل.</w:t>
       </w:r>
     </w:p>
     <w:p>
@@ -974,7 +1457,7 @@
           <w:sz w:val="24"/>
           <w:szCs w:val="24"/>
         </w:rPr>
-        <w:t xml:space="preserve"> يمرر كل قطعة ملابس أو كرتونة عبر كاشف المعادن ويسجل النتائج.</w:t>
+        <w:t xml:space="preserve"> يمرر كل قطعة أو كرتون عبر كاشف المعادن، ويختبره بقطع الاختبار ويسجل النتائج.</w:t>
       </w:r>
     </w:p>
     <w:p>
@@ -1012,7 +1495,83 @@
           <w:sz w:val="24"/>
           <w:szCs w:val="24"/>
         </w:rPr>
-        <w:t xml:space="preserve"> يفحص المظهر والبطاقات ومحتوى الكراتين قبل الفحص النهائي AQL.</w:t>
+        <w:t xml:space="preserve"> يفحص القياسات بعد الكي والمظهر والوسم والباركود ومحتوى الكرتون قبل الفحص النهائي بنظام AQL ويسجل النتائج.</w:t>
+      </w:r>
+    </w:p>
+    <w:p>
+      <w:pPr>
+        <w:pStyle w:val="ListeParagraf"/>
+        <w:bidi/>
+        <w:spacing w:after="80"/>
+        <w:ind w:left="0" w:right="709"/>
+        <w:jc w:val="both"/>
+      </w:pPr>
+      <w:r>
+        <w:rPr>
+          <w:rFonts w:ascii="Calibri" w:hAnsi="Calibri" w:cs="Arial"/>
+          <w:rtl/>
+          <w:sz w:val="24"/>
+          <w:szCs w:val="24"/>
+        </w:rPr>
+        <w:t xml:space="preserve">• </w:t>
+      </w:r>
+      <w:r>
+        <w:rPr>
+          <w:rFonts w:ascii="Calibri" w:hAnsi="Calibri" w:cs="Arial"/>
+          <w:b/>
+          <w:bCs/>
+          <w:rtl/>
+          <w:sz w:val="24"/>
+          <w:szCs w:val="24"/>
+        </w:rPr>
+        <w:t xml:space="preserve">مدير ضمان الجودة:</w:t>
+      </w:r>
+      <w:r>
+        <w:rPr>
+          <w:rFonts w:ascii="Calibri" w:hAnsi="Calibri" w:cs="Arial"/>
+          <w:rtl/>
+          <w:sz w:val="24"/>
+          <w:szCs w:val="24"/>
+        </w:rPr>
+        <w:t xml:space="preserve"> يفرج عن اللوط بعد مراجعة نتائج AQL وسجلات الكاشف، ويدير عملية الإجراء التصحيحي والوقائي (DOP).</w:t>
+      </w:r>
+    </w:p>
+    <w:p>
+      <w:pPr>
+        <w:pStyle w:val="ListeParagraf"/>
+        <w:bidi/>
+        <w:spacing w:after="80"/>
+        <w:ind w:left="0" w:right="709"/>
+        <w:jc w:val="both"/>
+      </w:pPr>
+      <w:r>
+        <w:rPr>
+          <w:rFonts w:ascii="Calibri" w:hAnsi="Calibri" w:cs="Arial"/>
+          <w:rtl/>
+          <w:sz w:val="24"/>
+          <w:szCs w:val="24"/>
+        </w:rPr>
+        <w:t xml:space="preserve">• </w:t>
+      </w:r>
+      <w:r>
+        <w:rPr>
+          <w:rFonts w:ascii="Calibri" w:hAnsi="Calibri" w:cs="Arial"/>
+          <w:b/>
+          <w:bCs/>
+          <w:rtl/>
+          <w:sz w:val="24"/>
+          <w:szCs w:val="24"/>
+        </w:rPr>
+        <w:t xml:space="preserve">موظفو المستودع والشحن:</w:t>
+      </w:r>
+      <w:r>
+        <w:rPr>
+          <w:rFonts w:ascii="Calibri" w:hAnsi="Calibri" w:cs="Arial"/>
+          <w:rtl/>
+          <w:sz w:val="24"/>
+          <w:szCs w:val="24"/>
+        </w:rPr>
+        <w:t xml:space="preserve"> لا يستلمون إلا الكراتين التي تحمل بطاقة الإفراج.</w:t>
       </w:r>
     </w:p>
     <w:p>
@@ -1040,8 +1599,207 @@
           <w:sz w:val="24"/>
           <w:szCs w:val="24"/>
         </w:rPr>
-        <w:t xml:space="preserve">التعليمات</w:t>
-      </w:r>
+        <w:t xml:space="preserve">التعريفات</w:t>
+      </w:r>
+    </w:p>
+    <w:p>
+      <w:pPr>
+        <w:pStyle w:val="ListeParagraf"/>
+        <w:bidi/>
+        <w:spacing w:after="80"/>
+        <w:ind w:left="0" w:right="709"/>
+        <w:jc w:val="both"/>
+      </w:pPr>
+      <w:r>
+        <w:rPr>
+          <w:rFonts w:ascii="Calibri" w:hAnsi="Calibri" w:cs="Arial"/>
+          <w:rtl/>
+          <w:sz w:val="24"/>
+          <w:szCs w:val="24"/>
+        </w:rPr>
+        <w:t xml:space="preserve">• </w:t>
+      </w:r>
+      <w:r>
+        <w:rPr>
+          <w:rFonts w:ascii="Calibri" w:hAnsi="Calibri" w:cs="Arial"/>
+          <w:b/>
+          <w:bCs/>
+          <w:rtl/>
+          <w:sz w:val="24"/>
+          <w:szCs w:val="24"/>
+        </w:rPr>
+        <w:t xml:space="preserve">نسبة المقاسات:</w:t>
+      </w:r>
+      <w:r>
+        <w:rPr>
+          <w:rFonts w:ascii="Calibri" w:hAnsi="Calibri" w:cs="Arial"/>
+          <w:rtl/>
+          <w:sz w:val="24"/>
+          <w:szCs w:val="24"/>
+        </w:rPr>
+        <w:t xml:space="preserve"> توزيع الكميات حسب المقاس المطلوب في الكرتون أو الطلبية.</w:t>
+      </w:r>
+    </w:p>
+    <w:p>
+      <w:pPr>
+        <w:pStyle w:val="ListeParagraf"/>
+        <w:bidi/>
+        <w:spacing w:after="80"/>
+        <w:ind w:left="0" w:right="709"/>
+        <w:jc w:val="both"/>
+      </w:pPr>
+      <w:r>
+        <w:rPr>
+          <w:rFonts w:ascii="Calibri" w:hAnsi="Calibri" w:cs="Arial"/>
+          <w:rtl/>
+          <w:sz w:val="24"/>
+          <w:szCs w:val="24"/>
+        </w:rPr>
+        <w:t xml:space="preserve">• </w:t>
+      </w:r>
+      <w:r>
+        <w:rPr>
+          <w:rFonts w:ascii="Calibri" w:hAnsi="Calibri" w:cs="Arial"/>
+          <w:b/>
+          <w:bCs/>
+          <w:rtl/>
+          <w:sz w:val="24"/>
+          <w:szCs w:val="24"/>
+        </w:rPr>
+        <w:t xml:space="preserve">قائمة التعبئة:</w:t>
+      </w:r>
+      <w:r>
+        <w:rPr>
+          <w:rFonts w:ascii="Calibri" w:hAnsi="Calibri" w:cs="Arial"/>
+          <w:rtl/>
+          <w:sz w:val="24"/>
+          <w:szCs w:val="24"/>
+        </w:rPr>
+        <w:t xml:space="preserve"> المستند الذي يبين الكراتين والكمية وتوزيع المقاسات ووزن الشحنة.</w:t>
+      </w:r>
+    </w:p>
+    <w:p>
+      <w:pPr>
+        <w:pStyle w:val="ListeParagraf"/>
+        <w:bidi/>
+        <w:spacing w:after="80"/>
+        <w:ind w:left="0" w:right="709"/>
+        <w:jc w:val="both"/>
+      </w:pPr>
+      <w:r>
+        <w:rPr>
+          <w:rFonts w:ascii="Calibri" w:hAnsi="Calibri" w:cs="Arial"/>
+          <w:rtl/>
+          <w:sz w:val="24"/>
+          <w:szCs w:val="24"/>
+        </w:rPr>
+        <w:t xml:space="preserve">• </w:t>
+      </w:r>
+      <w:r>
+        <w:rPr>
+          <w:rFonts w:ascii="Calibri" w:hAnsi="Calibri" w:cs="Arial"/>
+          <w:b/>
+          <w:bCs/>
+          <w:rtl/>
+          <w:sz w:val="24"/>
+          <w:szCs w:val="24"/>
+        </w:rPr>
+        <w:t xml:space="preserve">قطعة اختبار كاشف المعادن:</w:t>
+      </w:r>
+      <w:r>
+        <w:rPr>
+          <w:rFonts w:ascii="Calibri" w:hAnsi="Calibri" w:cs="Arial"/>
+          <w:rtl/>
+          <w:sz w:val="24"/>
+          <w:szCs w:val="24"/>
+        </w:rPr>
+        <w:t xml:space="preserve"> قطعة قياسية (Fe وNon-Fe وSUS) تُستخدم للتحقق من حساسية الكاشف.</w:t>
+      </w:r>
+    </w:p>
+    <w:p>
+      <w:pPr>
+        <w:pStyle w:val="ListeParagraf"/>
+        <w:bidi/>
+        <w:spacing w:after="80"/>
+        <w:ind w:left="0" w:right="709"/>
+        <w:jc w:val="both"/>
+      </w:pPr>
+      <w:r>
+        <w:rPr>
+          <w:rFonts w:ascii="Calibri" w:hAnsi="Calibri" w:cs="Arial"/>
+          <w:rtl/>
+          <w:sz w:val="24"/>
+          <w:szCs w:val="24"/>
+        </w:rPr>
+        <w:t xml:space="preserve">• </w:t>
+      </w:r>
+      <w:r>
+        <w:rPr>
+          <w:rFonts w:ascii="Calibri" w:hAnsi="Calibri" w:cs="Arial"/>
+          <w:b/>
+          <w:bCs/>
+          <w:rtl/>
+          <w:sz w:val="24"/>
+          <w:szCs w:val="24"/>
+        </w:rPr>
+        <w:t xml:space="preserve">تحذير الاختناق على الأكياس:</w:t>
+      </w:r>
+      <w:r>
+        <w:rPr>
+          <w:rFonts w:ascii="Calibri" w:hAnsi="Calibri" w:cs="Arial"/>
+          <w:rtl/>
+          <w:sz w:val="24"/>
+          <w:szCs w:val="24"/>
+        </w:rPr>
+        <w:t xml:space="preserve"> نص التحذير وفتحات التهوية المطلوبة على الأكياس وفق مواصفات العميل والتشريعات.</w:t>
+      </w:r>
+    </w:p>
+    <w:p>
+      <w:pPr>
+        <w:pStyle w:val="ListeParagraf"/>
+        <w:bidi/>
+        <w:spacing w:after="80"/>
+        <w:ind w:left="0" w:right="709"/>
+        <w:jc w:val="both"/>
+      </w:pPr>
+      <w:r>
+        <w:rPr>
+          <w:rFonts w:ascii="Calibri" w:hAnsi="Calibri" w:cs="Arial"/>
+          <w:rtl/>
+          <w:sz w:val="24"/>
+          <w:szCs w:val="24"/>
+        </w:rPr>
+        <w:t xml:space="preserve">• </w:t>
+      </w:r>
+      <w:r>
+        <w:rPr>
+          <w:rFonts w:ascii="Calibri" w:hAnsi="Calibri" w:cs="Arial"/>
+          <w:b/>
+          <w:bCs/>
+          <w:rtl/>
+          <w:sz w:val="24"/>
+          <w:szCs w:val="24"/>
+        </w:rPr>
+        <w:t xml:space="preserve">الإجراء التصحيحي والوقائي (DOP):</w:t>
+      </w:r>
+      <w:r>
+        <w:rPr>
+          <w:rFonts w:ascii="Calibri" w:hAnsi="Calibri" w:cs="Arial"/>
+          <w:rtl/>
+          <w:sz w:val="24"/>
+          <w:szCs w:val="24"/>
+        </w:rPr>
+        <w:t xml:space="preserve"> إجراء تصحيحي ووقائي.</w:t>
+      </w:r>
+    </w:p>
+    <w:p>
+      <w:pPr>
+        <w:pStyle w:val="ListeParagraf"/>
+        <w:bidi/>
+        <w:spacing w:after="80"/>
+        <w:ind w:left="0" w:right="709"/>
+        <w:jc w:val="both"/>
+      </w:pPr>
     </w:p>
     <w:p>
       <w:pPr>
@@ -1059,71 +1817,8 @@
           <w:sz w:val="24"/>
           <w:szCs w:val="24"/>
         </w:rPr>
-        <w:t xml:space="preserve">1. قبل البدء</w:t>
-      </w:r>
-    </w:p>
-    <w:p>
-      <w:pPr>
-        <w:pStyle w:val="ListeParagraf"/>
-        <w:bidi/>
-        <w:spacing w:after="80"/>
-        <w:ind w:left="0" w:right="709"/>
-        <w:jc w:val="both"/>
-      </w:pPr>
-      <w:r>
-        <w:rPr>
-          <w:rFonts w:ascii="Calibri" w:hAnsi="Calibri" w:cs="Arial"/>
-          <w:rtl/>
-          <w:sz w:val="24"/>
-          <w:szCs w:val="24"/>
-        </w:rPr>
-        <w:t xml:space="preserve">1.1. راجع قائمة التعبئة ونسبة المقاسات ومواصفات الأكياس والكراتين وبطاقات التعليق وبطاقات الأسعار وملصقات الباركود الخاصة بالطلبية.</w:t>
-      </w:r>
-    </w:p>
-    <w:p>
-      <w:pPr>
-        <w:pStyle w:val="ListeParagraf"/>
-        <w:bidi/>
-        <w:spacing w:after="80"/>
-        <w:ind w:left="0" w:right="709"/>
-        <w:jc w:val="both"/>
-      </w:pPr>
-      <w:r>
-        <w:rPr>
-          <w:rFonts w:ascii="Calibri" w:hAnsi="Calibri" w:cs="Arial"/>
-          <w:rtl/>
-          <w:sz w:val="24"/>
-          <w:szCs w:val="24"/>
-        </w:rPr>
-        <w:t xml:space="preserve">1.2. افحص المكاوي وخراطيم البخار والكابلات وشفط الطاولة، واضبط حرارة المكواة حسب نوع القماش وبطاقة العناية.</w:t>
-      </w:r>
-    </w:p>
-    <w:p>
-      <w:pPr>
-        <w:pStyle w:val="ListeParagraf"/>
-        <w:bidi/>
-        <w:spacing w:after="80"/>
-        <w:ind w:left="0" w:right="709"/>
-        <w:jc w:val="both"/>
-      </w:pPr>
-      <w:r>
-        <w:rPr>
-          <w:rFonts w:ascii="Calibri" w:hAnsi="Calibri" w:cs="Arial"/>
-          <w:rtl/>
-          <w:sz w:val="24"/>
-          <w:szCs w:val="24"/>
-        </w:rPr>
-        <w:t xml:space="preserve">1.3. افحص كاشف المعادن ببطاقة الاختبار عند بداية الوردية وكل ساعتين، وسجّل النتيجة.</w:t>
-      </w:r>
-    </w:p>
-    <w:p>
-      <w:pPr>
-        <w:pStyle w:val="ListeParagraf"/>
-        <w:bidi/>
-        <w:spacing w:after="80"/>
-        <w:ind w:left="0" w:right="709"/>
-        <w:jc w:val="both"/>
-      </w:pPr>
+        <w:t xml:space="preserve">التعليمات</w:t>
+      </w:r>
     </w:p>
     <w:p>
       <w:pPr>
@@ -1141,7 +1836,7 @@
           <w:sz w:val="24"/>
           <w:szCs w:val="24"/>
         </w:rPr>
-        <w:t xml:space="preserve">2. التشغيل</w:t>
+        <w:t xml:space="preserve">1. قبل البدء</w:t>
       </w:r>
     </w:p>
     <w:p>
@@ -1159,7 +1854,7 @@
           <w:sz w:val="24"/>
           <w:szCs w:val="24"/>
         </w:rPr>
-        <w:t xml:space="preserve">2.1. اكوِ الملابس دون لمعان أو تكسرات أو آثار حرق، ولا تكوِ مباشرة على الطباعة أو التطريز أو الملصقات الحرارية.</w:t>
+        <w:t xml:space="preserve">1.1. راجع قائمة التعبئة ونسبة المقاسات ومواصفات الأكياس والكراتين والبطاقات المعلقة وبطاقات السعر وملصقات الباركود للطلبية.</w:t>
       </w:r>
     </w:p>
     <w:p>
@@ -1177,7 +1872,7 @@
           <w:sz w:val="24"/>
           <w:szCs w:val="24"/>
         </w:rPr>
-        <w:t xml:space="preserve">2.2. اطوِ الملابس بلوح الطي الخاص بالعميل، وضع البطاقات والملصقات في الموضع الصحيح، وتحقق من المقاس واللون مقابل قائمة التعبئة.</w:t>
+        <w:t xml:space="preserve">1.2. افحص المكاوي وخراطيم البخار والكابلات وشفط الطاولة؛ واضبط حرارة المكواة وضغط البخار وفق تركيب القماش وبطاقة العناية (وتُفحص أول قطعة مكوية وفق القسم 2).</w:t>
       </w:r>
     </w:p>
     <w:p>
@@ -1195,25 +1890,7 @@
           <w:sz w:val="24"/>
           <w:szCs w:val="24"/>
         </w:rPr>
-        <w:t xml:space="preserve">2.3. مرّر كل قطعة عبر كاشف المعادن، وضع القطع التي يصدر عنها إنذار في الصندوق الأحمر وسلّمها إلى المشرف.</w:t>
-      </w:r>
-    </w:p>
-    <w:p>
-      <w:pPr>
-        <w:pStyle w:val="ListeParagraf"/>
-        <w:bidi/>
-        <w:spacing w:after="80"/>
-        <w:ind w:left="0" w:right="709"/>
-        <w:jc w:val="both"/>
-      </w:pPr>
-      <w:r>
-        <w:rPr>
-          <w:rFonts w:ascii="Calibri" w:hAnsi="Calibri" w:cs="Arial"/>
-          <w:rtl/>
-          <w:sz w:val="24"/>
-          <w:szCs w:val="24"/>
-        </w:rPr>
-        <w:t xml:space="preserve">2.4. عبّئ وفق نسبة المقاسات، وأغلق الكراتين وعلّمها (الطلبية، الموديل، اللون، المقاس، الكمية، رقم الكرتونة) وسجّلها في تقرير التعبئة.</w:t>
+        <w:t xml:space="preserve">1.3. افحص كاشف المعادن ببطاقة أو قطع الاختبار عند بداية الوردية وكل ساعتين، وسجّل النتيجة في تقرير المعايرة اليومي لكاشف المعادن (EMS.QA.FRM.03.07).</w:t>
       </w:r>
     </w:p>
     <w:p>
@@ -1241,7 +1918,207 @@
           <w:sz w:val="24"/>
           <w:szCs w:val="24"/>
         </w:rPr>
-        <w:t xml:space="preserve">3. قواعد السلامة / المحظورات</w:t>
+        <w:t xml:space="preserve">2. الكي ومراقبة القياسات</w:t>
+      </w:r>
+    </w:p>
+    <w:p>
+      <w:pPr>
+        <w:pStyle w:val="ListeParagraf"/>
+        <w:bidi/>
+        <w:spacing w:after="80"/>
+        <w:ind w:left="0" w:right="709"/>
+        <w:jc w:val="both"/>
+      </w:pPr>
+      <w:r>
+        <w:rPr>
+          <w:rFonts w:ascii="Calibri" w:hAnsi="Calibri" w:cs="Arial"/>
+          <w:rtl/>
+          <w:sz w:val="24"/>
+          <w:szCs w:val="24"/>
+        </w:rPr>
+        <w:t xml:space="preserve">2.1. اكوِ الملابس دون لمعان أو تجاعيد أو بقع مائية أو علامات حرق؛ ولا تكوِ مباشرة على المطبوعات أو التطريز أو بطاقات النقل الحراري.</w:t>
+      </w:r>
+    </w:p>
+    <w:p>
+      <w:pPr>
+        <w:pStyle w:val="ListeParagraf"/>
+        <w:bidi/>
+        <w:spacing w:after="80"/>
+        <w:ind w:left="0" w:right="709"/>
+        <w:jc w:val="both"/>
+      </w:pPr>
+      <w:r>
+        <w:rPr>
+          <w:rFonts w:ascii="Calibri" w:hAnsi="Calibri" w:cs="Arial"/>
+          <w:rtl/>
+          <w:sz w:val="24"/>
+          <w:szCs w:val="24"/>
+        </w:rPr>
+        <w:t xml:space="preserve">2.2. قارن قياسات أول قطعة مكوية بجدول القياسات (مثال على السماحية: ± 1 سم أو حسب مواصفات العميل) وسجّلها في نموذج القياس لضمان الجودة (EMS.QA.FRM.05.02)؛ ويُكرر الفحص كل ساعة.</w:t>
+      </w:r>
+    </w:p>
+    <w:p>
+      <w:pPr>
+        <w:pStyle w:val="ListeParagraf"/>
+        <w:bidi/>
+        <w:spacing w:after="80"/>
+        <w:ind w:left="0" w:right="709"/>
+        <w:jc w:val="both"/>
+      </w:pPr>
+      <w:r>
+        <w:rPr>
+          <w:rFonts w:ascii="Calibri" w:hAnsi="Calibri" w:cs="Arial"/>
+          <w:rtl/>
+          <w:sz w:val="24"/>
+          <w:szCs w:val="24"/>
+        </w:rPr>
+        <w:t xml:space="preserve">2.3. عند ملاحظة انحراف في القياس أو تشوه، صحّح إعداد المكواة (الحرارة والمدة والبخار) وأعد اعتماد أول قطعة؛ وتُفصل الملابس المعيبة.</w:t>
+      </w:r>
+    </w:p>
+    <w:p>
+      <w:pPr>
+        <w:pStyle w:val="ListeParagraf"/>
+        <w:bidi/>
+        <w:spacing w:after="80"/>
+        <w:ind w:left="0" w:right="709"/>
+        <w:jc w:val="both"/>
+      </w:pPr>
+    </w:p>
+    <w:p>
+      <w:pPr>
+        <w:pStyle w:val="ListeParagraf"/>
+        <w:bidi/>
+        <w:spacing w:before="120" w:after="60"/>
+        <w:ind w:left="0" w:right="709"/>
+      </w:pPr>
+      <w:r>
+        <w:rPr>
+          <w:rFonts w:ascii="Calibri" w:hAnsi="Calibri" w:cs="Arial"/>
+          <w:b/>
+          <w:bCs/>
+          <w:rtl/>
+          <w:sz w:val="24"/>
+          <w:szCs w:val="24"/>
+        </w:rPr>
+        <w:t xml:space="preserve">3. التشغيل</w:t>
+      </w:r>
+    </w:p>
+    <w:p>
+      <w:pPr>
+        <w:pStyle w:val="ListeParagraf"/>
+        <w:bidi/>
+        <w:spacing w:after="80"/>
+        <w:ind w:left="0" w:right="709"/>
+        <w:jc w:val="both"/>
+      </w:pPr>
+      <w:r>
+        <w:rPr>
+          <w:rFonts w:ascii="Calibri" w:hAnsi="Calibri" w:cs="Arial"/>
+          <w:rtl/>
+          <w:sz w:val="24"/>
+          <w:szCs w:val="24"/>
+        </w:rPr>
+        <w:t xml:space="preserve">3.1. اطوِ الملابس بلوح الطي الخاص بالعميل، وضع البطاقات والملصقات (بطاقة السعر وبطاقة العناية والشماعة وبطاقة المقاس والباركود) في الموضع الصحيح، وتحقق من المقاس واللون مقابل قائمة التعبئة؛ وتحقق من الباركود بقارئ (المستهدف 100% مقروء ومطابق).</w:t>
+      </w:r>
+    </w:p>
+    <w:p>
+      <w:pPr>
+        <w:pStyle w:val="ListeParagraf"/>
+        <w:bidi/>
+        <w:spacing w:after="80"/>
+        <w:ind w:left="0" w:right="709"/>
+        <w:jc w:val="both"/>
+      </w:pPr>
+      <w:r>
+        <w:rPr>
+          <w:rFonts w:ascii="Calibri" w:hAnsi="Calibri" w:cs="Arial"/>
+          <w:rtl/>
+          <w:sz w:val="24"/>
+          <w:szCs w:val="24"/>
+        </w:rPr>
+        <w:t xml:space="preserve">3.2. افحص سماكة الكيس وتحذير الاختناق وفتحات التهوية وعلامات إعادة التدوير وفق المواصفات؛ ويعتمد مراقب الجودة أول قطعة معبأة.</w:t>
+      </w:r>
+    </w:p>
+    <w:p>
+      <w:pPr>
+        <w:pStyle w:val="ListeParagraf"/>
+        <w:bidi/>
+        <w:spacing w:after="80"/>
+        <w:ind w:left="0" w:right="709"/>
+        <w:jc w:val="both"/>
+      </w:pPr>
+      <w:r>
+        <w:rPr>
+          <w:rFonts w:ascii="Calibri" w:hAnsi="Calibri" w:cs="Arial"/>
+          <w:rtl/>
+          <w:sz w:val="24"/>
+          <w:szCs w:val="24"/>
+        </w:rPr>
+        <w:t xml:space="preserve">3.3. مرّر كل قطعة عبر كاشف المعادن في النقطة المحددة في مواصفات العميل (قبل التعبئة)؛ وضع القطع التي تُطلق الإنذار في الصندوق الأحمر وسجّلها في نموذج سجل صندوق حجر كاشف المعادن (EMS.QA.FRM.03.06) وسلّمها للمشرف.</w:t>
+      </w:r>
+    </w:p>
+    <w:p>
+      <w:pPr>
+        <w:pStyle w:val="ListeParagraf"/>
+        <w:bidi/>
+        <w:spacing w:after="80"/>
+        <w:ind w:left="0" w:right="709"/>
+        <w:jc w:val="both"/>
+      </w:pPr>
+      <w:r>
+        <w:rPr>
+          <w:rFonts w:ascii="Calibri" w:hAnsi="Calibri" w:cs="Arial"/>
+          <w:rtl/>
+          <w:sz w:val="24"/>
+          <w:szCs w:val="24"/>
+        </w:rPr>
+        <w:t xml:space="preserve">3.4. عبّئ وفق نسبة المقاسات، وأغلق الكراتين وعلّمها (الطلبية والموديل واللون والمقاس والكمية ورقم الكرتون)؛ ويجب أن تتطابق كمية الكرتون وتوزيع المقاسات مع قائمة التعبئة بنسبة 100%. وافحص وزن الكرتون وأبعاده، وأغلقه بالشريط والتقميط، ورصّ الكراتين على المنصات بشكل متوازن.</w:t>
+      </w:r>
+    </w:p>
+    <w:p>
+      <w:pPr>
+        <w:pStyle w:val="ListeParagraf"/>
+        <w:bidi/>
+        <w:spacing w:after="80"/>
+        <w:ind w:left="0" w:right="709"/>
+        <w:jc w:val="both"/>
+      </w:pPr>
+      <w:r>
+        <w:rPr>
+          <w:rFonts w:ascii="Calibri" w:hAnsi="Calibri" w:cs="Arial"/>
+          <w:rtl/>
+          <w:sz w:val="24"/>
+          <w:szCs w:val="24"/>
+        </w:rPr>
+        <w:t xml:space="preserve">3.5. سجّل نتائج التعبئة في نموذج مراقبة التعبئة (FRM-UTU-04) وفي تقرير التعبئة؛ ويُجرى الفحص النهائي وفق EMS.QA.TL.02.05. تعليمات الفحص النهائي بنظام AQL.</w:t>
+      </w:r>
+    </w:p>
+    <w:p>
+      <w:pPr>
+        <w:pStyle w:val="ListeParagraf"/>
+        <w:bidi/>
+        <w:spacing w:after="80"/>
+        <w:ind w:left="0" w:right="709"/>
+        <w:jc w:val="both"/>
+      </w:pPr>
+    </w:p>
+    <w:p>
+      <w:pPr>
+        <w:pStyle w:val="ListeParagraf"/>
+        <w:bidi/>
+        <w:spacing w:before="120" w:after="60"/>
+        <w:ind w:left="0" w:right="709"/>
+      </w:pPr>
+      <w:r>
+        <w:rPr>
+          <w:rFonts w:ascii="Calibri" w:hAnsi="Calibri" w:cs="Arial"/>
+          <w:b/>
+          <w:bCs/>
+          <w:rtl/>
+          <w:sz w:val="24"/>
+          <w:szCs w:val="24"/>
+        </w:rPr>
+        <w:t xml:space="preserve">4. قواعد السلامة / المحظورات</w:t>
       </w:r>
     </w:p>
     <w:p>
@@ -1262,7 +2139,7 @@
           <w:sz w:val="24"/>
           <w:szCs w:val="24"/>
         </w:rPr>
-        <w:t xml:space="preserve">لا تترك المكواة الساخنة على وجهها أو دون مراقبة؛ ضعها على حاملها.</w:t>
+        <w:t xml:space="preserve">لا تترك مكواة ساخنة بوجهها لأسفل أو دون مراقبة؛ ضعها على حاملها.</w:t>
       </w:r>
     </w:p>
     <w:p>
@@ -1283,7 +2160,7 @@
           <w:sz w:val="24"/>
           <w:szCs w:val="24"/>
         </w:rPr>
-        <w:t xml:space="preserve">لا تستخدم المكاوي أو خراطيم البخار ذات الكابلات التالفة أو التسربات أو العزل الناقص.</w:t>
+        <w:t xml:space="preserve">لا تستخدم مكاوي أو خراطيم بخار ذات كابلات تالفة أو تسريب أو عزل ناقص.</w:t>
       </w:r>
     </w:p>
     <w:p>
@@ -1304,7 +2181,7 @@
           <w:sz w:val="24"/>
           <w:szCs w:val="24"/>
         </w:rPr>
-        <w:t xml:space="preserve">لا تستخدم القطاعات ذات الشفرات السائبة؛ استخدم فقط القطاعة الآمنة المراقبة وأعدها بعد الاستخدام.</w:t>
+        <w:t xml:space="preserve">لا تستخدم قواطع بشفرات سائبة؛ استخدم فقط القاطع الآمن المراقب وأعده بعد الاستخدام.</w:t>
       </w:r>
     </w:p>
     <w:p>
@@ -1325,117 +2202,7 @@
           <w:sz w:val="24"/>
           <w:szCs w:val="24"/>
         </w:rPr>
-        <w:t xml:space="preserve">لا ترصّ الكراتين أعلى من الارتفاع المحدد، ولا تسد مخارج الطوارئ والممرات.</w:t>
-      </w:r>
-    </w:p>
-    <w:p>
-      <w:pPr>
-        <w:pStyle w:val="ListeParagraf"/>
-        <w:bidi/>
-        <w:spacing w:after="80"/>
-        <w:ind w:left="0" w:right="709"/>
-        <w:jc w:val="both"/>
-      </w:pPr>
-    </w:p>
-    <w:p>
-      <w:pPr>
-        <w:pStyle w:val="ListeParagraf"/>
-        <w:bidi/>
-        <w:spacing w:before="120" w:after="60"/>
-        <w:ind w:left="0" w:right="709"/>
-      </w:pPr>
-      <w:r>
-        <w:rPr>
-          <w:rFonts w:ascii="Calibri" w:hAnsi="Calibri" w:cs="Arial"/>
-          <w:b/>
-          <w:bCs/>
-          <w:rtl/>
-          <w:sz w:val="24"/>
-          <w:szCs w:val="24"/>
-        </w:rPr>
-        <w:t xml:space="preserve">4. في حالة وجود مشكلة / طارئ</w:t>
-      </w:r>
-    </w:p>
-    <w:p>
-      <w:pPr>
-        <w:pStyle w:val="ListeParagraf"/>
-        <w:bidi/>
-        <w:spacing w:after="80"/>
-        <w:ind w:left="0" w:right="709"/>
-        <w:jc w:val="both"/>
-      </w:pPr>
-      <w:r>
-        <w:rPr>
-          <w:rFonts w:ascii="Calibri" w:hAnsi="Calibri" w:cs="Arial"/>
-          <w:rtl/>
-          <w:sz w:val="24"/>
-          <w:szCs w:val="24"/>
-        </w:rPr>
-        <w:t xml:space="preserve">4.1. إذا فشل كاشف المعادن في الاختبار، أوقف التعبئة واعزل الملابس المعبأة منذ آخر اختبار ناجح وأعد فحصها.</w:t>
-      </w:r>
-    </w:p>
-    <w:p>
-      <w:pPr>
-        <w:pStyle w:val="ListeParagraf"/>
-        <w:bidi/>
-        <w:spacing w:after="80"/>
-        <w:ind w:left="0" w:right="709"/>
-        <w:jc w:val="both"/>
-      </w:pPr>
-      <w:r>
-        <w:rPr>
-          <w:rFonts w:ascii="Calibri" w:hAnsi="Calibri" w:cs="Arial"/>
-          <w:rtl/>
-          <w:sz w:val="24"/>
-          <w:szCs w:val="24"/>
-        </w:rPr>
-        <w:t xml:space="preserve">4.2. في حالة الحروق أو الصعق الكهربائي، افصل الكهرباء واستدعِ المسعف وأبلغ عن الحادث.</w:t>
-      </w:r>
-    </w:p>
-    <w:p>
-      <w:pPr>
-        <w:pStyle w:val="ListeParagraf"/>
-        <w:bidi/>
-        <w:spacing w:after="80"/>
-        <w:ind w:left="0" w:right="709"/>
-        <w:jc w:val="both"/>
-      </w:pPr>
-      <w:r>
-        <w:rPr>
-          <w:rFonts w:ascii="Calibri" w:hAnsi="Calibri" w:cs="Arial"/>
-          <w:rtl/>
-          <w:sz w:val="24"/>
-          <w:szCs w:val="24"/>
-        </w:rPr>
-        <w:t xml:space="preserve">4.3. عند اكتشاف خطأ في البطاقات أو خلط في المقاسات، أوقف التعبئة وافصل الكراتين وأبلغ المشرف.</w:t>
-      </w:r>
-    </w:p>
-    <w:p>
-      <w:pPr>
-        <w:pStyle w:val="ListeParagraf"/>
-        <w:bidi/>
-        <w:spacing w:after="80"/>
-        <w:ind w:left="0" w:right="709"/>
-        <w:jc w:val="both"/>
-      </w:pPr>
-    </w:p>
-    <w:p>
-      <w:pPr>
-        <w:pStyle w:val="ListeParagraf"/>
-        <w:bidi/>
-        <w:spacing w:before="120" w:after="60"/>
-        <w:ind w:left="0" w:right="709"/>
-      </w:pPr>
-      <w:r>
-        <w:rPr>
-          <w:rFonts w:ascii="Calibri" w:hAnsi="Calibri" w:cs="Arial"/>
-          <w:b/>
-          <w:bCs/>
-          <w:rtl/>
-          <w:sz w:val="24"/>
-          <w:szCs w:val="24"/>
-        </w:rPr>
-        <w:t xml:space="preserve">5. الوثائق والسجلات ذات الصلة</w:t>
+        <w:t xml:space="preserve">لا ترصّ الكراتين فوق الارتفاع المحدد ولا تسدّ مخارج الطوارئ والممرات.</w:t>
       </w:r>
     </w:p>
     <w:p>
@@ -1456,7 +2223,153 @@
           <w:sz w:val="24"/>
           <w:szCs w:val="24"/>
         </w:rPr>
-        <w:t xml:space="preserve">قائمة التعبئة وتعليمات التعبئة الخاصة بالعميل وتقرير التعبئة</w:t>
+        <w:t xml:space="preserve">لا تُستخدم الإبر والمقصات وأدوات القطع في المنطقة الخالية من المعادن إلا مقابل سجل.</w:t>
+      </w:r>
+    </w:p>
+    <w:p>
+      <w:pPr>
+        <w:pStyle w:val="ListeParagraf"/>
+        <w:bidi/>
+        <w:spacing w:after="80"/>
+        <w:ind w:left="0" w:right="709"/>
+        <w:jc w:val="both"/>
+      </w:pPr>
+    </w:p>
+    <w:p>
+      <w:pPr>
+        <w:pStyle w:val="ListeParagraf"/>
+        <w:bidi/>
+        <w:spacing w:before="120" w:after="60"/>
+        <w:ind w:left="0" w:right="709"/>
+      </w:pPr>
+      <w:r>
+        <w:rPr>
+          <w:rFonts w:ascii="Calibri" w:hAnsi="Calibri" w:cs="Arial"/>
+          <w:b/>
+          <w:bCs/>
+          <w:rtl/>
+          <w:sz w:val="24"/>
+          <w:szCs w:val="24"/>
+        </w:rPr>
+        <w:t xml:space="preserve">5. في حالة وجود مشكلة / طارئ</w:t>
+      </w:r>
+    </w:p>
+    <w:p>
+      <w:pPr>
+        <w:pStyle w:val="ListeParagraf"/>
+        <w:bidi/>
+        <w:spacing w:after="80"/>
+        <w:ind w:left="0" w:right="709"/>
+        <w:jc w:val="both"/>
+      </w:pPr>
+      <w:r>
+        <w:rPr>
+          <w:rFonts w:ascii="Calibri" w:hAnsi="Calibri" w:cs="Arial"/>
+          <w:rtl/>
+          <w:sz w:val="24"/>
+          <w:szCs w:val="24"/>
+        </w:rPr>
+        <w:t xml:space="preserve">5.1. إذا فشل كاشف المعادن في الاختبار، أوقف التعبئة واحجز الملابس المعبأة منذ آخر اختبار ناجح وأعد فحصها.</w:t>
+      </w:r>
+    </w:p>
+    <w:p>
+      <w:pPr>
+        <w:pStyle w:val="ListeParagraf"/>
+        <w:bidi/>
+        <w:spacing w:after="80"/>
+        <w:ind w:left="0" w:right="709"/>
+        <w:jc w:val="both"/>
+      </w:pPr>
+      <w:r>
+        <w:rPr>
+          <w:rFonts w:ascii="Calibri" w:hAnsi="Calibri" w:cs="Arial"/>
+          <w:rtl/>
+          <w:sz w:val="24"/>
+          <w:szCs w:val="24"/>
+        </w:rPr>
+        <w:t xml:space="preserve">5.2. عند حدوث حرق أو صعقة كهربائية، اقطع الكهرباء واستدعِ المسعف وأبلغ عن الحادث.</w:t>
+      </w:r>
+    </w:p>
+    <w:p>
+      <w:pPr>
+        <w:pStyle w:val="ListeParagraf"/>
+        <w:bidi/>
+        <w:spacing w:after="80"/>
+        <w:ind w:left="0" w:right="709"/>
+        <w:jc w:val="both"/>
+      </w:pPr>
+      <w:r>
+        <w:rPr>
+          <w:rFonts w:ascii="Calibri" w:hAnsi="Calibri" w:cs="Arial"/>
+          <w:rtl/>
+          <w:sz w:val="24"/>
+          <w:szCs w:val="24"/>
+        </w:rPr>
+        <w:t xml:space="preserve">5.3. عند اكتشاف وسم خاطئ أو عدم تطابق الباركود أو خلط مقاسات، أوقف التعبئة وافصل الكراتين وأبلغ المشرف.</w:t>
+      </w:r>
+    </w:p>
+    <w:p>
+      <w:pPr>
+        <w:pStyle w:val="ListeParagraf"/>
+        <w:bidi/>
+        <w:spacing w:after="80"/>
+        <w:ind w:left="0" w:right="709"/>
+        <w:jc w:val="both"/>
+      </w:pPr>
+      <w:r>
+        <w:rPr>
+          <w:rFonts w:ascii="Calibri" w:hAnsi="Calibri" w:cs="Arial"/>
+          <w:rtl/>
+          <w:sz w:val="24"/>
+          <w:szCs w:val="24"/>
+        </w:rPr>
+        <w:t xml:space="preserve">5.4. عند العثور على معدن، يُوقف الخط ويُبلَّغ ضمان الجودة في اليوم نفسه؛ ويُحدد مصدر المعدن ويُزال، ولا يفرج مدير ضمان الجودة عن المنتج إلا بعد مروره نظيفًا عبر الكاشف.</w:t>
+      </w:r>
+    </w:p>
+    <w:p>
+      <w:pPr>
+        <w:pStyle w:val="ListeParagraf"/>
+        <w:bidi/>
+        <w:spacing w:after="80"/>
+        <w:ind w:left="0" w:right="709"/>
+        <w:jc w:val="both"/>
+      </w:pPr>
+      <w:r>
+        <w:rPr>
+          <w:rFonts w:ascii="Calibri" w:hAnsi="Calibri" w:cs="Arial"/>
+          <w:rtl/>
+          <w:sz w:val="24"/>
+          <w:szCs w:val="24"/>
+        </w:rPr>
+        <w:t xml:space="preserve">5.5. يُفتح إجراء تصحيحي ووقائي (DOP) عند فشل AQL أو رصد معدن أو استخدام الكاشف دون سجل معايرة أو عدم مطابقة الوسم: يُحجز اللوط، ويبدأ الفحص الشامل 100%، ويبدأ تحليل السبب الجذري خلال 24 ساعة، ولا يُغلق الإجراء قبل التحقق من فعاليته على ثلاثة لوطات متتالية.</w:t>
+      </w:r>
+    </w:p>
+    <w:p>
+      <w:pPr>
+        <w:pStyle w:val="ListeParagraf"/>
+        <w:bidi/>
+        <w:spacing w:after="80"/>
+        <w:ind w:left="0" w:right="709"/>
+        <w:jc w:val="both"/>
+      </w:pPr>
+    </w:p>
+    <w:p>
+      <w:pPr>
+        <w:pStyle w:val="ListeParagraf"/>
+        <w:bidi/>
+        <w:spacing w:before="120" w:after="60"/>
+        <w:ind w:left="0" w:right="709"/>
+      </w:pPr>
+      <w:r>
+        <w:rPr>
+          <w:rFonts w:ascii="Calibri" w:hAnsi="Calibri" w:cs="Arial"/>
+          <w:b/>
+          <w:bCs/>
+          <w:rtl/>
+          <w:sz w:val="24"/>
+          <w:szCs w:val="24"/>
+        </w:rPr>
+        <w:t xml:space="preserve">6. الوثائق والسجلات ذات الصلة</w:t>
       </w:r>
     </w:p>
     <w:p>
@@ -1477,7 +2390,7 @@
           <w:sz w:val="24"/>
           <w:szCs w:val="24"/>
         </w:rPr>
-        <w:t xml:space="preserve">سجلات فحص كاشف المعادن</w:t>
+        <w:t xml:space="preserve">TLM-UTU-01 وTLM-UTU-04 (تعليمات الكي والتعبئة في نظام إدارة الجودة المدمجة في هذه التعليمات)</w:t>
       </w:r>
     </w:p>
     <w:p>
@@ -1498,7 +2411,7 @@
           <w:sz w:val="24"/>
           <w:szCs w:val="24"/>
         </w:rPr>
-        <w:t xml:space="preserve">EMS.QA.PRO.02.05. إجراء كاشف المعادن</w:t>
+        <w:t xml:space="preserve">قائمة التعبئة وتعليمات التعبئة الخاصة بالعميل وتقرير التعبئة</w:t>
       </w:r>
     </w:p>
     <w:p>
@@ -1519,7 +2432,7 @@
           <w:sz w:val="24"/>
           <w:szCs w:val="24"/>
         </w:rPr>
-        <w:t xml:space="preserve">EMS.QA.TL.02.05. تعليمات الفحص النهائي AQL</w:t>
+        <w:t xml:space="preserve">EMS.QA.FRM.05.02 نموذج القياس لضمان الجودة؛ FRM-UTU-04 نموذج مراقبة التعبئة</w:t>
       </w:r>
     </w:p>
     <w:p>
@@ -1540,7 +2453,112 @@
           <w:sz w:val="24"/>
           <w:szCs w:val="24"/>
         </w:rPr>
+        <w:t xml:space="preserve">EMS.QA.FRM.03.07 تقرير المعايرة اليومي لكاشف المعادن؛ EMS.QA.FRM.03.06 نموذج سجل صندوق حجر كاشف المعادن</w:t>
+      </w:r>
+    </w:p>
+    <w:p>
+      <w:pPr>
+        <w:pStyle w:val="ListeParagraf"/>
+        <w:numPr>
+          <w:ilvl w:val="0"/>
+          <w:numId w:val="1"/>
+        </w:numPr>
+        <w:bidi/>
+        <w:spacing w:after="60"/>
+        <w:jc w:val="both"/>
+      </w:pPr>
+      <w:r>
+        <w:rPr>
+          <w:rFonts w:ascii="Calibri" w:hAnsi="Calibri" w:cs="Arial"/>
+          <w:rtl/>
+          <w:sz w:val="24"/>
+          <w:szCs w:val="24"/>
+        </w:rPr>
+        <w:t xml:space="preserve">EMS.ÜR.PRO.05.10. إجراء الكي والمراقبة النهائية والتعبئة</w:t>
+      </w:r>
+    </w:p>
+    <w:p>
+      <w:pPr>
+        <w:pStyle w:val="ListeParagraf"/>
+        <w:numPr>
+          <w:ilvl w:val="0"/>
+          <w:numId w:val="1"/>
+        </w:numPr>
+        <w:bidi/>
+        <w:spacing w:after="60"/>
+        <w:jc w:val="both"/>
+      </w:pPr>
+      <w:r>
+        <w:rPr>
+          <w:rFonts w:ascii="Calibri" w:hAnsi="Calibri" w:cs="Arial"/>
+          <w:rtl/>
+          <w:sz w:val="24"/>
+          <w:szCs w:val="24"/>
+        </w:rPr>
+        <w:t xml:space="preserve">PRS-UTU-03 إجراء كاشف المعادن (نظام إدارة الجودة)</w:t>
+      </w:r>
+    </w:p>
+    <w:p>
+      <w:pPr>
+        <w:pStyle w:val="ListeParagraf"/>
+        <w:numPr>
+          <w:ilvl w:val="0"/>
+          <w:numId w:val="1"/>
+        </w:numPr>
+        <w:bidi/>
+        <w:spacing w:after="60"/>
+        <w:jc w:val="both"/>
+      </w:pPr>
+      <w:r>
+        <w:rPr>
+          <w:rFonts w:ascii="Calibri" w:hAnsi="Calibri" w:cs="Arial"/>
+          <w:rtl/>
+          <w:sz w:val="24"/>
+          <w:szCs w:val="24"/>
+        </w:rPr>
+        <w:t xml:space="preserve">EMS.QA.TL.02.05. تعليمات الفحص النهائي بنظام AQL</w:t>
+      </w:r>
+    </w:p>
+    <w:p>
+      <w:pPr>
+        <w:pStyle w:val="ListeParagraf"/>
+        <w:numPr>
+          <w:ilvl w:val="0"/>
+          <w:numId w:val="1"/>
+        </w:numPr>
+        <w:bidi/>
+        <w:spacing w:after="60"/>
+        <w:jc w:val="both"/>
+      </w:pPr>
+      <w:r>
+        <w:rPr>
+          <w:rFonts w:ascii="Calibri" w:hAnsi="Calibri" w:cs="Arial"/>
+          <w:rtl/>
+          <w:sz w:val="24"/>
+          <w:szCs w:val="24"/>
+        </w:rPr>
         <w:t xml:space="preserve">EMS.DP.PRO.08.02. إجراء الشحن والإرسال</w:t>
+      </w:r>
+    </w:p>
+    <w:p>
+      <w:pPr>
+        <w:pStyle w:val="ListeParagraf"/>
+        <w:numPr>
+          <w:ilvl w:val="0"/>
+          <w:numId w:val="1"/>
+        </w:numPr>
+        <w:bidi/>
+        <w:spacing w:after="60"/>
+        <w:jc w:val="both"/>
+      </w:pPr>
+      <w:r>
+        <w:rPr>
+          <w:rFonts w:ascii="Calibri" w:hAnsi="Calibri" w:cs="Arial"/>
+          <w:rtl/>
+          <w:sz w:val="24"/>
+          <w:szCs w:val="24"/>
+        </w:rPr>
+        <w:t xml:space="preserve">تُحفظ السجلات لمدة 3 سنوات (وسجلات الكاشف 5 سنوات).</w:t>
       </w:r>
     </w:p>
     <w:p>
@@ -1568,7 +2586,7 @@
           <w:sz w:val="24"/>
           <w:szCs w:val="24"/>
         </w:rPr>
-        <w:t xml:space="preserve">6. التغذية الراجعة والمتابعة</w:t>
+        <w:t xml:space="preserve">7. التغذية الراجعة والمتابعة</w:t>
       </w:r>
     </w:p>
     <w:p>
@@ -1586,10 +2604,9 @@
           <w:sz w:val="24"/>
           <w:szCs w:val="24"/>
         </w:rPr>
-        <w:t xml:space="preserve">يتابع مشرف التشطيب شهريًا أخطاء التعبئة وحالات الفشل في الفحص النهائي وشكاوى العملاء المتعلقة بالتعبئة. وتُراجع هذه التعليمات سنويًا أو عند تغيير متطلبات التعبئة لدى العملاء.</w:t>
-      </w:r>
-    </w:p>
-    <w:p/>
+        <w:t xml:space="preserve">يتابع مشرف التشطيب شهريًا أخطاء التعبئة وانحرافات القياس بعد الكي وحالات الفشل في الفحص النهائي (المستهدف لنسبة الرفض بنظام AQL ≤ 2%) وشكاوى العملاء المتعلقة بالتعبئة؛ والمستهدف لأيام فوات معايرة الكاشف ورفض الشحنات بسبب أخطاء الوسم أو الباركود هو 0. وتُغلق إجراءات DOP المفتوحة خلال 15 يومًا. وتُراجع هذه التعليمات سنويًا أو عند تغير متطلبات التعبئة لدى العميل.</w:t>
+      </w:r>
+    </w:p>
     <w:p>
       <w:pPr>
         <w:pStyle w:val="ListeParagraf"/>
@@ -2831,6 +3848,57 @@
     </w:tbl>
     <w:p>
       <w:pPr>
+        <w:pStyle w:val="ListeParagraf"/>
+        <w:spacing w:before="160" w:after="0"/>
+        <w:ind w:left="709"/>
+      </w:pPr>
+      <w:r>
+        <w:rPr>
+          <w:rFonts w:ascii="Calibri" w:hAnsi="Calibri" w:cs="Calibri"/>
+          <w:b/>
+          <w:bCs/>
+          <w:sz w:val="20"/>
+          <w:szCs w:val="20"/>
+        </w:rPr>
+        <w:t xml:space="preserve">Hazırlayan: Final ve Paketleme Sorumlusu  ..........................</w:t>
+      </w:r>
+    </w:p>
+    <w:p>
+      <w:pPr>
+        <w:pStyle w:val="ListeParagraf"/>
+        <w:spacing w:before="40" w:after="0"/>
+        <w:ind w:left="709"/>
+      </w:pPr>
+      <w:r>
+        <w:rPr>
+          <w:rFonts w:ascii="Calibri" w:hAnsi="Calibri" w:cs="Calibri"/>
+          <w:b/>
+          <w:bCs/>
+          <w:sz w:val="20"/>
+          <w:szCs w:val="20"/>
+        </w:rPr>
+        <w:t xml:space="preserve">Kontrol: Üretim Müdürü  ..........................</w:t>
+      </w:r>
+    </w:p>
+    <w:p>
+      <w:pPr>
+        <w:pStyle w:val="ListeParagraf"/>
+        <w:spacing w:before="40" w:after="0"/>
+        <w:ind w:left="709"/>
+      </w:pPr>
+      <w:r>
+        <w:rPr>
+          <w:rFonts w:ascii="Calibri" w:hAnsi="Calibri" w:cs="Calibri"/>
+          <w:b/>
+          <w:bCs/>
+          <w:sz w:val="20"/>
+          <w:szCs w:val="20"/>
+        </w:rPr>
+        <w:t xml:space="preserve">Kalite Müdürü: ..........................    Fabrika Müdürü: ..........................</w:t>
+      </w:r>
+    </w:p>
+    <w:p>
+      <w:pPr>
         <w:spacing w:before="0" w:after="0" w:line="20" w:lineRule="exact"/>
         <w:rPr>
           <w:vanish/>
@@ -3371,7 +4439,7 @@
               <w:sz w:val="16"/>
               <w:szCs w:val="16"/>
             </w:rPr>
-            <w:t>0</w:t>
+            <w:t>1</w:t>
           </w:r>
         </w:p>
         <w:p>
@@ -3390,7 +4458,7 @@
               <w:sz w:val="16"/>
               <w:szCs w:val="16"/>
             </w:rPr>
-            <w:t>… / … / …</w:t>
+            <w:t>14.10.2026</w:t>
           </w:r>
         </w:p>
       </w:tc>

--- a/prosedurler/EMS.ÜR.TL.05.06. Ironing and Packing Instruction.docx
+++ b/prosedurler/EMS.ÜR.TL.05.06. Ironing and Packing Instruction.docx
@@ -32,7 +32,7 @@
           <w:sz w:val="24"/>
           <w:szCs w:val="24"/>
         </w:rPr>
-        <w:t xml:space="preserve">This instruction describes how finished garments are ironed and steamed, measured, folded, tagged, metal detected, packed in polybags and cartons and labelled at Eroglu Knitting (EMS), so that every carton contains the right product, quantity, size ratio and labelling required by the customer and no damaged, out-of-measurement or metal-contaminated product is shipped. It covers the topics of the QMS instructions TLM-UTU-01 (pressing temperature and measurement) and TLM-UTU-04 (folding, polybag and carton labelling).</w:t>
+        <w:t xml:space="preserve">This instruction describes how finished garments are ironed and steamed, measured, folded, tagged, metal detected, packed in polybags and cartons and labelled at Eroglu Knitting (EMS), so that every carton contains the right product, quantity, size ratio and labelling required by the customer and no damaged, out-of-measurement or metal-contaminated product is shipped. It covers the topics of the QMS instructions EMS.ÜR.TL.05.06 (pressing temperature and measurement) and EMS.ÜR.TL.05.06 (folding, polybag and carton labelling).</w:t>
       </w:r>
     </w:p>
     <w:p>
@@ -765,7 +765,7 @@
           <w:sz w:val="24"/>
           <w:szCs w:val="24"/>
         </w:rPr>
-        <w:t xml:space="preserve">3.5. Record packing results on the Packing Control Form (FRM-UTU-04) and in the packing report; final inspection is carried out according to EMS.QA.TL.02.05. Final AQL Inspection Instruction.</w:t>
+        <w:t xml:space="preserve">3.5. Record packing results on the Packing Control Form (EMS.ÜR.FRM.05.07) and in the packing report; final inspection is carried out according to EMS.QA.TL.02.05. Final AQL Inspection Instruction.</w:t>
       </w:r>
     </w:p>
     <w:p>
@@ -1034,7 +1034,7 @@
           <w:sz w:val="24"/>
           <w:szCs w:val="24"/>
         </w:rPr>
-        <w:t xml:space="preserve">TLM-UTU-01, TLM-UTU-04 (QMS pressing and packing instructions merged into this instruction)</w:t>
+        <w:t xml:space="preserve">EMS.ÜR.TL.05.06, EMS.ÜR.TL.05.06 (QMS pressing and packing instructions merged into this instruction)</w:t>
       </w:r>
     </w:p>
     <w:p>
@@ -1072,7 +1072,7 @@
           <w:sz w:val="24"/>
           <w:szCs w:val="24"/>
         </w:rPr>
-        <w:t xml:space="preserve">EMS.QA.FRM.05.02 QA Measurement Form; FRM-UTU-04 Packing Control Form</w:t>
+        <w:t xml:space="preserve">EMS.QA.FRM.05.02 QA Measurement Form; EMS.ÜR.FRM.05.07 Packing Control Form</w:t>
       </w:r>
     </w:p>
     <w:p>
@@ -1129,7 +1129,7 @@
           <w:sz w:val="24"/>
           <w:szCs w:val="24"/>
         </w:rPr>
-        <w:t xml:space="preserve">PRS-UTU-03 Metal Detection Procedure (QMS)</w:t>
+        <w:t xml:space="preserve">EMS.QA.PRO.02.07 Metal Detection Procedure (QMS)</w:t>
       </w:r>
     </w:p>
     <w:p>
@@ -1269,7 +1269,7 @@
           <w:sz w:val="24"/>
           <w:szCs w:val="24"/>
         </w:rPr>
-        <w:t xml:space="preserve">تصف هذه التعليمات كيفية كي الملابس الجاهزة وتبخيرها وقياسها وطيها ووضع البطاقات عليها وفحصها بكاشف المعادن وتعبئتها في أكياس وكراتين ووسمها لدى شركة إيروغلو للتريكو (EMS)، بحيث يحتوي كل كرتون على المنتج والكمية ونسبة المقاسات والوسم المطلوب من العميل، ولا يُشحن أي منتج تالف أو خارج القياس أو ملوث بالمعادن. وتغطي موضوعات تعليمات نظام إدارة الجودة: TLM-UTU-01 (حرارة الكي ومراقبة القياسات) وTLM-UTU-04 (الطي والأكياس ووسم الكراتين).</w:t>
+        <w:t xml:space="preserve">تصف هذه التعليمات كيفية كي الملابس الجاهزة وتبخيرها وقياسها وطيها ووضع البطاقات عليها وفحصها بكاشف المعادن وتعبئتها في أكياس وكراتين ووسمها لدى شركة إيروغلو للتريكو (EMS)، بحيث يحتوي كل كرتون على المنتج والكمية ونسبة المقاسات والوسم المطلوب من العميل، ولا يُشحن أي منتج تالف أو خارج القياس أو ملوث بالمعادن. وتغطي موضوعات تعليمات نظام إدارة الجودة: EMS.ÜR.TL.05.06 (حرارة الكي ومراقبة القياسات) وTLM-UTU-04 (الطي والأكياس ووسم الكراتين).</w:t>
       </w:r>
     </w:p>
     <w:p>
@@ -2090,7 +2090,7 @@
           <w:sz w:val="24"/>
           <w:szCs w:val="24"/>
         </w:rPr>
-        <w:t xml:space="preserve">3.5. سجّل نتائج التعبئة في نموذج مراقبة التعبئة (FRM-UTU-04) وفي تقرير التعبئة؛ ويُجرى الفحص النهائي وفق EMS.QA.TL.02.05. تعليمات الفحص النهائي بنظام AQL.</w:t>
+        <w:t xml:space="preserve">3.5. سجّل نتائج التعبئة في نموذج مراقبة التعبئة (EMS.ÜR.FRM.05.07) وفي تقرير التعبئة؛ ويُجرى الفحص النهائي وفق EMS.QA.TL.02.05. تعليمات الفحص النهائي بنظام AQL.</w:t>
       </w:r>
     </w:p>
     <w:p>
@@ -2390,7 +2390,7 @@
           <w:sz w:val="24"/>
           <w:szCs w:val="24"/>
         </w:rPr>
-        <w:t xml:space="preserve">TLM-UTU-01 وTLM-UTU-04 (تعليمات الكي والتعبئة في نظام إدارة الجودة المدمجة في هذه التعليمات)</w:t>
+        <w:t xml:space="preserve">EMS.ÜR.TL.05.06 وTLM-UTU-04 (تعليمات الكي والتعبئة في نظام إدارة الجودة المدمجة في هذه التعليمات)</w:t>
       </w:r>
     </w:p>
     <w:p>
@@ -2432,7 +2432,7 @@
           <w:sz w:val="24"/>
           <w:szCs w:val="24"/>
         </w:rPr>
-        <w:t xml:space="preserve">EMS.QA.FRM.05.02 نموذج القياس لضمان الجودة؛ FRM-UTU-04 نموذج مراقبة التعبئة</w:t>
+        <w:t xml:space="preserve">EMS.QA.FRM.05.02 نموذج القياس لضمان الجودة؛ EMS.ÜR.FRM.05.07 نموذج مراقبة التعبئة</w:t>
       </w:r>
     </w:p>
     <w:p>
@@ -2495,7 +2495,7 @@
           <w:sz w:val="24"/>
           <w:szCs w:val="24"/>
         </w:rPr>
-        <w:t xml:space="preserve">PRS-UTU-03 إجراء كاشف المعادن (نظام إدارة الجودة)</w:t>
+        <w:t xml:space="preserve">EMS.QA.PRO.02.07 إجراء كاشف المعادن (نظام إدارة الجودة)</w:t>
       </w:r>
     </w:p>
     <w:p>

--- a/prosedurler/EMS.ÜR.TL.05.06. Ironing and Packing Instruction.docx
+++ b/prosedurler/EMS.ÜR.TL.05.06. Ironing and Packing Instruction.docx
@@ -1269,7 +1269,7 @@
           <w:sz w:val="24"/>
           <w:szCs w:val="24"/>
         </w:rPr>
-        <w:t xml:space="preserve">تصف هذه التعليمات كيفية كي الملابس الجاهزة وتبخيرها وقياسها وطيها ووضع البطاقات عليها وفحصها بكاشف المعادن وتعبئتها في أكياس وكراتين ووسمها لدى شركة إيروغلو للتريكو (EMS)، بحيث يحتوي كل كرتون على المنتج والكمية ونسبة المقاسات والوسم المطلوب من العميل، ولا يُشحن أي منتج تالف أو خارج القياس أو ملوث بالمعادن. وتغطي موضوعات تعليمات نظام إدارة الجودة: EMS.ÜR.TL.05.06 (حرارة الكي ومراقبة القياسات) وTLM-UTU-04 (الطي والأكياس ووسم الكراتين).</w:t>
+        <w:t xml:space="preserve">تصف هذه التعليمات كيفية كي الملابس الجاهزة وتبخيرها وقياسها وطيها ووضع البطاقات عليها وفحصها بكاشف المعادن وتعبئتها في أكياس وكراتين ووسمها لدى شركة إيروغلو للتريكو (EMS)، بحيث يحتوي كل كرتون على المنتج والكمية ونسبة المقاسات والوسم المطلوب من العميل، ولا يُشحن أي منتج تالف أو خارج القياس أو ملوث بالمعادن. وتغطي موضوعات تعليمات نظام إدارة الجودة: EMS.ÜR.TL.05.06 (حرارة الكي ومراقبة القياسات) وEMS.ÜR.TL.05.06 (الطي والأكياس ووسم الكراتين).</w:t>
       </w:r>
     </w:p>
     <w:p>
@@ -2390,7 +2390,7 @@
           <w:sz w:val="24"/>
           <w:szCs w:val="24"/>
         </w:rPr>
-        <w:t xml:space="preserve">EMS.ÜR.TL.05.06 وTLM-UTU-04 (تعليمات الكي والتعبئة في نظام إدارة الجودة المدمجة في هذه التعليمات)</w:t>
+        <w:t xml:space="preserve">EMS.ÜR.TL.05.06 وEMS.ÜR.TL.05.06 (تعليمات الكي والتعبئة في نظام إدارة الجودة المدمجة في هذه التعليمات)</w:t>
       </w:r>
     </w:p>
     <w:p>
